--- a/lessons/6-4/downloads/reveal/6.4-session-2-practice-form-b.docx
+++ b/lessons/6-4/downloads/reveal/6.4-session-2-practice-form-b.docx
@@ -15,7 +15,7 @@
         <w:rPr>
           <w:rFonts w:ascii="Avenir Next" w:hAnsi="Avenir Next" w:cs="Avenir Next" w:eastAsia="Avenir Next"/>
           <w:color w:val="1A1A1A"/>
-          <w:sz w:val="20"/>
+          <w:sz w:val="22"/>
           <w:szCs w:val="20"/>
         </w:rPr>
         <w:t xml:space="preserve">Name</w:t>
@@ -33,7 +33,7 @@
         <w:rPr>
           <w:rFonts w:ascii="Avenir Next" w:hAnsi="Avenir Next" w:cs="Avenir Next" w:eastAsia="Avenir Next"/>
           <w:color w:val="1A1A1A"/>
-          <w:sz w:val="20"/>
+          <w:sz w:val="22"/>
           <w:szCs w:val="20"/>
         </w:rPr>
         <w:t xml:space="preserve">   Date</w:t>
@@ -51,7 +51,7 @@
         <w:rPr>
           <w:rFonts w:ascii="Avenir Next" w:hAnsi="Avenir Next" w:cs="Avenir Next" w:eastAsia="Avenir Next"/>
           <w:color w:val="1A1A1A"/>
-          <w:sz w:val="20"/>
+          <w:sz w:val="22"/>
           <w:szCs w:val="20"/>
         </w:rPr>
         <w:t xml:space="preserve">   Period</w:t>
@@ -78,7 +78,7 @@
           <w:caps/>
           <w:color w:val="003A70"/>
           <w:spacing w:val="12"/>
-          <w:sz w:val="19"/>
+          <w:sz w:val="22"/>
           <w:szCs w:val="19"/>
         </w:rPr>
         <w:t xml:space="preserve">Lesson 6-4  ·  Session 2  ·  Practice  ·  Form B</w:t>
@@ -86,6 +86,7 @@
     </w:p>
     <w:p>
       <w:pPr>
+        <w:pStyle w:val="Heading1"/>
         <w:keepNext/>
         <w:spacing w:before="0" w:after="10" w:line="240" w:lineRule="auto"/>
       </w:pPr>
@@ -111,7 +112,7 @@
         <w:rPr>
           <w:rFonts w:ascii="Avenir Next" w:hAnsi="Avenir Next" w:cs="Avenir Next" w:eastAsia="Avenir Next"/>
           <w:color w:val="5A5F66"/>
-          <w:sz w:val="17"/>
+          <w:sz w:val="22"/>
           <w:szCs w:val="17"/>
         </w:rPr>
         <w:t xml:space="preserve">Learning target — I can evaluate an expression that contains grouping symbols and powers using the order of operations.</w:t>
@@ -128,7 +129,7 @@
     </w:p>
     <w:p>
       <w:pPr>
-        <w:spacing w:before="0" w:after="0" w:line="60" w:lineRule="auto"/>
+        <w:spacing w:before="0" w:after="0" w:line="50" w:lineRule="exact"/>
       </w:pPr>
     </w:p>
     <w:tbl>
@@ -167,6 +168,7 @@
           </w:tcPr>
           <w:p>
             <w:pPr>
+              <w:pStyle w:val="Heading2"/>
               <w:spacing w:before="0" w:after="40" w:line="264" w:lineRule="auto"/>
             </w:pPr>
             <w:r>
@@ -194,101 +196,101 @@
                 <w:rFonts w:ascii="Avenir Next" w:hAnsi="Avenir Next" w:cs="Avenir Next" w:eastAsia="Avenir Next"/>
                 <w:b/>
                 <w:color w:val="003A70"/>
+                <w:sz w:val="22"/>
+                <w:szCs w:val="18"/>
+              </w:rPr>
+              <w:t xml:space="preserve">•</w:t>
+            </w:r>
+            <w:r>
+              <w:rPr>
+                <w:rFonts w:ascii="Avenir Next" w:hAnsi="Avenir Next" w:cs="Avenir Next" w:eastAsia="Avenir Next"/>
+                <w:color w:val="1A1A1A"/>
                 <w:sz w:val="18"/>
                 <w:szCs w:val="18"/>
               </w:rPr>
-              <w:t xml:space="preserve">•</w:t>
-            </w:r>
-            <w:r>
-              <w:rPr>
-                <w:rFonts w:ascii="Avenir Next" w:hAnsi="Avenir Next" w:cs="Avenir Next" w:eastAsia="Avenir Next"/>
-                <w:color w:val="1A1A1A"/>
-                <w:sz w:val="18"/>
+              <w:tab/>
+            </w:r>
+            <w:r>
+              <w:rPr>
+                <w:rFonts w:ascii="Avenir Next" w:hAnsi="Avenir Next" w:cs="Avenir Next" w:eastAsia="Avenir Next"/>
+                <w:color w:val="1A1A1A"/>
+                <w:sz w:val="22"/>
                 <w:szCs w:val="18"/>
               </w:rPr>
-              <w:tab/>
-            </w:r>
-            <w:r>
-              <w:rPr>
-                <w:rFonts w:ascii="Avenir Next" w:hAnsi="Avenir Next" w:cs="Avenir Next" w:eastAsia="Avenir Next"/>
-                <w:color w:val="1A1A1A"/>
-                <w:sz w:val="18"/>
+              <w:t xml:space="preserve">Order: </w:t>
+            </w:r>
+            <w:r>
+              <w:rPr>
+                <w:rFonts w:ascii="Avenir Next" w:hAnsi="Avenir Next" w:cs="Avenir Next" w:eastAsia="Avenir Next"/>
+                <w:b/>
+                <w:color w:val="1A1A1A"/>
+                <w:sz w:val="22"/>
                 <w:szCs w:val="18"/>
               </w:rPr>
-              <w:t xml:space="preserve">Order: </w:t>
-            </w:r>
-            <w:r>
-              <w:rPr>
-                <w:rFonts w:ascii="Avenir Next" w:hAnsi="Avenir Next" w:cs="Avenir Next" w:eastAsia="Avenir Next"/>
-                <w:b/>
-                <w:color w:val="1A1A1A"/>
-                <w:sz w:val="18"/>
+              <w:t xml:space="preserve">1.</w:t>
+            </w:r>
+            <w:r>
+              <w:rPr>
+                <w:rFonts w:ascii="Avenir Next" w:hAnsi="Avenir Next" w:cs="Avenir Next" w:eastAsia="Avenir Next"/>
+                <w:color w:val="1A1A1A"/>
+                <w:sz w:val="22"/>
                 <w:szCs w:val="18"/>
               </w:rPr>
-              <w:t xml:space="preserve">1.</w:t>
-            </w:r>
-            <w:r>
-              <w:rPr>
-                <w:rFonts w:ascii="Avenir Next" w:hAnsi="Avenir Next" w:cs="Avenir Next" w:eastAsia="Avenir Next"/>
-                <w:color w:val="1A1A1A"/>
-                <w:sz w:val="18"/>
+              <w:t xml:space="preserve"> grouping ( )  </w:t>
+            </w:r>
+            <w:r>
+              <w:rPr>
+                <w:rFonts w:ascii="Avenir Next" w:hAnsi="Avenir Next" w:cs="Avenir Next" w:eastAsia="Avenir Next"/>
+                <w:b/>
+                <w:color w:val="1A1A1A"/>
+                <w:sz w:val="22"/>
                 <w:szCs w:val="18"/>
               </w:rPr>
-              <w:t xml:space="preserve"> grouping ( )  </w:t>
-            </w:r>
-            <w:r>
-              <w:rPr>
-                <w:rFonts w:ascii="Avenir Next" w:hAnsi="Avenir Next" w:cs="Avenir Next" w:eastAsia="Avenir Next"/>
-                <w:b/>
-                <w:color w:val="1A1A1A"/>
-                <w:sz w:val="18"/>
+              <w:t xml:space="preserve">2.</w:t>
+            </w:r>
+            <w:r>
+              <w:rPr>
+                <w:rFonts w:ascii="Avenir Next" w:hAnsi="Avenir Next" w:cs="Avenir Next" w:eastAsia="Avenir Next"/>
+                <w:color w:val="1A1A1A"/>
+                <w:sz w:val="22"/>
                 <w:szCs w:val="18"/>
               </w:rPr>
-              <w:t xml:space="preserve">2.</w:t>
-            </w:r>
-            <w:r>
-              <w:rPr>
-                <w:rFonts w:ascii="Avenir Next" w:hAnsi="Avenir Next" w:cs="Avenir Next" w:eastAsia="Avenir Next"/>
-                <w:color w:val="1A1A1A"/>
-                <w:sz w:val="18"/>
+              <w:t xml:space="preserve"> powers  </w:t>
+            </w:r>
+            <w:r>
+              <w:rPr>
+                <w:rFonts w:ascii="Avenir Next" w:hAnsi="Avenir Next" w:cs="Avenir Next" w:eastAsia="Avenir Next"/>
+                <w:b/>
+                <w:color w:val="1A1A1A"/>
+                <w:sz w:val="22"/>
                 <w:szCs w:val="18"/>
               </w:rPr>
-              <w:t xml:space="preserve"> powers  </w:t>
-            </w:r>
-            <w:r>
-              <w:rPr>
-                <w:rFonts w:ascii="Avenir Next" w:hAnsi="Avenir Next" w:cs="Avenir Next" w:eastAsia="Avenir Next"/>
-                <w:b/>
-                <w:color w:val="1A1A1A"/>
-                <w:sz w:val="18"/>
+              <w:t xml:space="preserve">3.</w:t>
+            </w:r>
+            <w:r>
+              <w:rPr>
+                <w:rFonts w:ascii="Avenir Next" w:hAnsi="Avenir Next" w:cs="Avenir Next" w:eastAsia="Avenir Next"/>
+                <w:color w:val="1A1A1A"/>
+                <w:sz w:val="22"/>
                 <w:szCs w:val="18"/>
               </w:rPr>
-              <w:t xml:space="preserve">3.</w:t>
-            </w:r>
-            <w:r>
-              <w:rPr>
-                <w:rFonts w:ascii="Avenir Next" w:hAnsi="Avenir Next" w:cs="Avenir Next" w:eastAsia="Avenir Next"/>
-                <w:color w:val="1A1A1A"/>
-                <w:sz w:val="18"/>
+              <w:t xml:space="preserve"> × and ÷ left to right  </w:t>
+            </w:r>
+            <w:r>
+              <w:rPr>
+                <w:rFonts w:ascii="Avenir Next" w:hAnsi="Avenir Next" w:cs="Avenir Next" w:eastAsia="Avenir Next"/>
+                <w:b/>
+                <w:color w:val="1A1A1A"/>
+                <w:sz w:val="22"/>
                 <w:szCs w:val="18"/>
               </w:rPr>
-              <w:t xml:space="preserve"> × and ÷ left to right  </w:t>
-            </w:r>
-            <w:r>
-              <w:rPr>
-                <w:rFonts w:ascii="Avenir Next" w:hAnsi="Avenir Next" w:cs="Avenir Next" w:eastAsia="Avenir Next"/>
-                <w:b/>
-                <w:color w:val="1A1A1A"/>
-                <w:sz w:val="18"/>
-                <w:szCs w:val="18"/>
-              </w:rPr>
               <w:t xml:space="preserve">4.</w:t>
             </w:r>
             <w:r>
               <w:rPr>
                 <w:rFonts w:ascii="Avenir Next" w:hAnsi="Avenir Next" w:cs="Avenir Next" w:eastAsia="Avenir Next"/>
                 <w:color w:val="1A1A1A"/>
-                <w:sz w:val="18"/>
+                <w:sz w:val="22"/>
                 <w:szCs w:val="18"/>
               </w:rPr>
               <w:t xml:space="preserve"> + and − left to right.</w:t>
@@ -307,25 +309,25 @@
                 <w:rFonts w:ascii="Avenir Next" w:hAnsi="Avenir Next" w:cs="Avenir Next" w:eastAsia="Avenir Next"/>
                 <w:b/>
                 <w:color w:val="003A70"/>
+                <w:sz w:val="22"/>
+                <w:szCs w:val="18"/>
+              </w:rPr>
+              <w:t xml:space="preserve">•</w:t>
+            </w:r>
+            <w:r>
+              <w:rPr>
+                <w:rFonts w:ascii="Avenir Next" w:hAnsi="Avenir Next" w:cs="Avenir Next" w:eastAsia="Avenir Next"/>
+                <w:color w:val="1A1A1A"/>
                 <w:sz w:val="18"/>
                 <w:szCs w:val="18"/>
               </w:rPr>
-              <w:t xml:space="preserve">•</w:t>
-            </w:r>
-            <w:r>
-              <w:rPr>
-                <w:rFonts w:ascii="Avenir Next" w:hAnsi="Avenir Next" w:cs="Avenir Next" w:eastAsia="Avenir Next"/>
-                <w:color w:val="1A1A1A"/>
-                <w:sz w:val="18"/>
-                <w:szCs w:val="18"/>
-              </w:rPr>
               <w:tab/>
             </w:r>
             <w:r>
               <w:rPr>
                 <w:rFonts w:ascii="Avenir Next" w:hAnsi="Avenir Next" w:cs="Avenir Next" w:eastAsia="Avenir Next"/>
                 <w:color w:val="1A1A1A"/>
-                <w:sz w:val="18"/>
+                <w:sz w:val="22"/>
                 <w:szCs w:val="18"/>
               </w:rPr>
               <w:t xml:space="preserve">× and ÷ are partners: do whichever comes first from the left. So are + and −.</w:t>
@@ -344,34 +346,34 @@
                 <w:rFonts w:ascii="Avenir Next" w:hAnsi="Avenir Next" w:cs="Avenir Next" w:eastAsia="Avenir Next"/>
                 <w:b/>
                 <w:color w:val="003A70"/>
+                <w:sz w:val="22"/>
+                <w:szCs w:val="18"/>
+              </w:rPr>
+              <w:t xml:space="preserve">•</w:t>
+            </w:r>
+            <w:r>
+              <w:rPr>
+                <w:rFonts w:ascii="Avenir Next" w:hAnsi="Avenir Next" w:cs="Avenir Next" w:eastAsia="Avenir Next"/>
+                <w:color w:val="1A1A1A"/>
                 <w:sz w:val="18"/>
                 <w:szCs w:val="18"/>
               </w:rPr>
-              <w:t xml:space="preserve">•</w:t>
-            </w:r>
-            <w:r>
-              <w:rPr>
-                <w:rFonts w:ascii="Avenir Next" w:hAnsi="Avenir Next" w:cs="Avenir Next" w:eastAsia="Avenir Next"/>
-                <w:color w:val="1A1A1A"/>
-                <w:sz w:val="18"/>
+              <w:tab/>
+            </w:r>
+            <w:r>
+              <w:rPr>
+                <w:rFonts w:ascii="Avenir Next" w:hAnsi="Avenir Next" w:cs="Avenir Next" w:eastAsia="Avenir Next"/>
+                <w:color w:val="1A1A1A"/>
+                <w:sz w:val="22"/>
                 <w:szCs w:val="18"/>
               </w:rPr>
-              <w:tab/>
-            </w:r>
-            <w:r>
-              <w:rPr>
-                <w:rFonts w:ascii="Avenir Next" w:hAnsi="Avenir Next" w:cs="Avenir Next" w:eastAsia="Avenir Next"/>
-                <w:color w:val="1A1A1A"/>
-                <w:sz w:val="18"/>
-                <w:szCs w:val="18"/>
-              </w:rPr>
-              <w:t xml:space="preserve">A power applies only to the number just before it: 2 × 3</w:t>
-            </w:r>
-            <w:r>
-              <w:rPr>
-                <w:rFonts w:ascii="Avenir Next" w:hAnsi="Avenir Next" w:cs="Avenir Next" w:eastAsia="Avenir Next"/>
-                <w:color w:val="1A1A1A"/>
-                <w:sz w:val="18"/>
+              <w:t xml:space="preserve">An exponent applies to its base, including a group in parentheses: 2 × 3</w:t>
+            </w:r>
+            <w:r>
+              <w:rPr>
+                <w:rFonts w:ascii="Avenir Next" w:hAnsi="Avenir Next" w:cs="Avenir Next" w:eastAsia="Avenir Next"/>
+                <w:color w:val="1A1A1A"/>
+                <w:sz w:val="22"/>
                 <w:szCs w:val="18"/>
                 <w:vertAlign w:val="superscript"/>
               </w:rPr>
@@ -381,7 +383,7 @@
               <w:rPr>
                 <w:rFonts w:ascii="Avenir Next" w:hAnsi="Avenir Next" w:cs="Avenir Next" w:eastAsia="Avenir Next"/>
                 <w:color w:val="1A1A1A"/>
-                <w:sz w:val="18"/>
+                <w:sz w:val="22"/>
                 <w:szCs w:val="18"/>
               </w:rPr>
               <w:t xml:space="preserve"> = 2 × 9 = 18.</w:t>
@@ -396,6 +398,7 @@
           </w:tcPr>
           <w:p>
             <w:pPr>
+              <w:pStyle w:val="Heading2"/>
               <w:spacing w:before="0" w:after="40" w:line="264" w:lineRule="auto"/>
             </w:pPr>
             <w:r>
@@ -418,7 +421,7 @@
               <w:rPr>
                 <w:rFonts w:ascii="Avenir Next" w:hAnsi="Avenir Next" w:cs="Avenir Next" w:eastAsia="Avenir Next"/>
                 <w:color w:val="1A1A1A"/>
-                <w:sz w:val="17"/>
+                <w:sz w:val="22"/>
                 <w:szCs w:val="17"/>
               </w:rPr>
               <w:t xml:space="preserve">Evaluate 50 − (1 + 2)</w:t>
@@ -427,7 +430,7 @@
               <w:rPr>
                 <w:rFonts w:ascii="Avenir Next" w:hAnsi="Avenir Next" w:cs="Avenir Next" w:eastAsia="Avenir Next"/>
                 <w:color w:val="1A1A1A"/>
-                <w:sz w:val="17"/>
+                <w:sz w:val="22"/>
                 <w:szCs w:val="17"/>
                 <w:vertAlign w:val="superscript"/>
               </w:rPr>
@@ -437,7 +440,7 @@
               <w:rPr>
                 <w:rFonts w:ascii="Avenir Next" w:hAnsi="Avenir Next" w:cs="Avenir Next" w:eastAsia="Avenir Next"/>
                 <w:color w:val="1A1A1A"/>
-                <w:sz w:val="17"/>
+                <w:sz w:val="22"/>
                 <w:szCs w:val="17"/>
               </w:rPr>
               <w:t xml:space="preserve"> × 4.</w:t>
@@ -456,34 +459,34 @@
                 <w:rFonts w:ascii="Avenir Next" w:hAnsi="Avenir Next" w:cs="Avenir Next" w:eastAsia="Avenir Next"/>
                 <w:b/>
                 <w:color w:val="003A70"/>
+                <w:sz w:val="22"/>
+                <w:szCs w:val="17"/>
+              </w:rPr>
+              <w:t xml:space="preserve">Step 1</w:t>
+            </w:r>
+            <w:r>
+              <w:rPr>
+                <w:rFonts w:ascii="Avenir Next" w:hAnsi="Avenir Next" w:cs="Avenir Next" w:eastAsia="Avenir Next"/>
+                <w:color w:val="1A1A1A"/>
                 <w:sz w:val="17"/>
                 <w:szCs w:val="17"/>
               </w:rPr>
-              <w:t xml:space="preserve">Step 1</w:t>
-            </w:r>
-            <w:r>
-              <w:rPr>
-                <w:rFonts w:ascii="Avenir Next" w:hAnsi="Avenir Next" w:cs="Avenir Next" w:eastAsia="Avenir Next"/>
-                <w:color w:val="1A1A1A"/>
-                <w:sz w:val="17"/>
+              <w:tab/>
+            </w:r>
+            <w:r>
+              <w:rPr>
+                <w:rFonts w:ascii="Avenir Next" w:hAnsi="Avenir Next" w:cs="Avenir Next" w:eastAsia="Avenir Next"/>
+                <w:color w:val="1A1A1A"/>
+                <w:sz w:val="22"/>
                 <w:szCs w:val="17"/>
               </w:rPr>
-              <w:tab/>
-            </w:r>
-            <w:r>
-              <w:rPr>
-                <w:rFonts w:ascii="Avenir Next" w:hAnsi="Avenir Next" w:cs="Avenir Next" w:eastAsia="Avenir Next"/>
-                <w:color w:val="1A1A1A"/>
-                <w:sz w:val="17"/>
-                <w:szCs w:val="17"/>
-              </w:rPr>
               <w:t xml:space="preserve">Grouping: 1 + 2 = 3, so 50 − 3</w:t>
             </w:r>
             <w:r>
               <w:rPr>
                 <w:rFonts w:ascii="Avenir Next" w:hAnsi="Avenir Next" w:cs="Avenir Next" w:eastAsia="Avenir Next"/>
                 <w:color w:val="1A1A1A"/>
-                <w:sz w:val="17"/>
+                <w:sz w:val="22"/>
                 <w:szCs w:val="17"/>
                 <w:vertAlign w:val="superscript"/>
               </w:rPr>
@@ -493,7 +496,7 @@
               <w:rPr>
                 <w:rFonts w:ascii="Avenir Next" w:hAnsi="Avenir Next" w:cs="Avenir Next" w:eastAsia="Avenir Next"/>
                 <w:color w:val="1A1A1A"/>
-                <w:sz w:val="17"/>
+                <w:sz w:val="22"/>
                 <w:szCs w:val="17"/>
               </w:rPr>
               <w:t xml:space="preserve"> × 4.</w:t>
@@ -512,34 +515,34 @@
                 <w:rFonts w:ascii="Avenir Next" w:hAnsi="Avenir Next" w:cs="Avenir Next" w:eastAsia="Avenir Next"/>
                 <w:b/>
                 <w:color w:val="003A70"/>
+                <w:sz w:val="22"/>
+                <w:szCs w:val="17"/>
+              </w:rPr>
+              <w:t xml:space="preserve">Step 2</w:t>
+            </w:r>
+            <w:r>
+              <w:rPr>
+                <w:rFonts w:ascii="Avenir Next" w:hAnsi="Avenir Next" w:cs="Avenir Next" w:eastAsia="Avenir Next"/>
+                <w:color w:val="1A1A1A"/>
                 <w:sz w:val="17"/>
                 <w:szCs w:val="17"/>
               </w:rPr>
-              <w:t xml:space="preserve">Step 2</w:t>
-            </w:r>
-            <w:r>
-              <w:rPr>
-                <w:rFonts w:ascii="Avenir Next" w:hAnsi="Avenir Next" w:cs="Avenir Next" w:eastAsia="Avenir Next"/>
-                <w:color w:val="1A1A1A"/>
-                <w:sz w:val="17"/>
+              <w:tab/>
+            </w:r>
+            <w:r>
+              <w:rPr>
+                <w:rFonts w:ascii="Avenir Next" w:hAnsi="Avenir Next" w:cs="Avenir Next" w:eastAsia="Avenir Next"/>
+                <w:color w:val="1A1A1A"/>
+                <w:sz w:val="22"/>
                 <w:szCs w:val="17"/>
               </w:rPr>
-              <w:tab/>
-            </w:r>
-            <w:r>
-              <w:rPr>
-                <w:rFonts w:ascii="Avenir Next" w:hAnsi="Avenir Next" w:cs="Avenir Next" w:eastAsia="Avenir Next"/>
-                <w:color w:val="1A1A1A"/>
-                <w:sz w:val="17"/>
-                <w:szCs w:val="17"/>
-              </w:rPr>
               <w:t xml:space="preserve">Power: 3</w:t>
             </w:r>
             <w:r>
               <w:rPr>
                 <w:rFonts w:ascii="Avenir Next" w:hAnsi="Avenir Next" w:cs="Avenir Next" w:eastAsia="Avenir Next"/>
                 <w:color w:val="1A1A1A"/>
-                <w:sz w:val="17"/>
+                <w:sz w:val="22"/>
                 <w:szCs w:val="17"/>
                 <w:vertAlign w:val="superscript"/>
               </w:rPr>
@@ -549,7 +552,7 @@
               <w:rPr>
                 <w:rFonts w:ascii="Avenir Next" w:hAnsi="Avenir Next" w:cs="Avenir Next" w:eastAsia="Avenir Next"/>
                 <w:color w:val="1A1A1A"/>
-                <w:sz w:val="17"/>
+                <w:sz w:val="22"/>
                 <w:szCs w:val="17"/>
               </w:rPr>
               <w:t xml:space="preserve"> = 9, so 50 − 9 × 4.</w:t>
@@ -568,25 +571,25 @@
                 <w:rFonts w:ascii="Avenir Next" w:hAnsi="Avenir Next" w:cs="Avenir Next" w:eastAsia="Avenir Next"/>
                 <w:b/>
                 <w:color w:val="003A70"/>
+                <w:sz w:val="22"/>
+                <w:szCs w:val="17"/>
+              </w:rPr>
+              <w:t xml:space="preserve">Step 3</w:t>
+            </w:r>
+            <w:r>
+              <w:rPr>
+                <w:rFonts w:ascii="Avenir Next" w:hAnsi="Avenir Next" w:cs="Avenir Next" w:eastAsia="Avenir Next"/>
+                <w:color w:val="1A1A1A"/>
                 <w:sz w:val="17"/>
                 <w:szCs w:val="17"/>
               </w:rPr>
-              <w:t xml:space="preserve">Step 3</w:t>
-            </w:r>
-            <w:r>
-              <w:rPr>
-                <w:rFonts w:ascii="Avenir Next" w:hAnsi="Avenir Next" w:cs="Avenir Next" w:eastAsia="Avenir Next"/>
-                <w:color w:val="1A1A1A"/>
-                <w:sz w:val="17"/>
-                <w:szCs w:val="17"/>
-              </w:rPr>
               <w:tab/>
             </w:r>
             <w:r>
               <w:rPr>
                 <w:rFonts w:ascii="Avenir Next" w:hAnsi="Avenir Next" w:cs="Avenir Next" w:eastAsia="Avenir Next"/>
                 <w:color w:val="1A1A1A"/>
-                <w:sz w:val="17"/>
+                <w:sz w:val="22"/>
                 <w:szCs w:val="17"/>
               </w:rPr>
               <w:t xml:space="preserve">Multiply, then subtract: 50 − 36 = 14.</w:t>
@@ -605,18 +608,18 @@
                 <w:rFonts w:ascii="Avenir Next" w:hAnsi="Avenir Next" w:cs="Avenir Next" w:eastAsia="Avenir Next"/>
                 <w:b/>
                 <w:color w:val="1A1A1A"/>
+                <w:sz w:val="22"/>
+                <w:szCs w:val="17"/>
+              </w:rPr>
+              <w:t xml:space="preserve">Answer</w:t>
+            </w:r>
+            <w:r>
+              <w:rPr>
+                <w:rFonts w:ascii="Avenir Next" w:hAnsi="Avenir Next" w:cs="Avenir Next" w:eastAsia="Avenir Next"/>
+                <w:color w:val="1A1A1A"/>
                 <w:sz w:val="17"/>
                 <w:szCs w:val="17"/>
               </w:rPr>
-              <w:t xml:space="preserve">Answer</w:t>
-            </w:r>
-            <w:r>
-              <w:rPr>
-                <w:rFonts w:ascii="Avenir Next" w:hAnsi="Avenir Next" w:cs="Avenir Next" w:eastAsia="Avenir Next"/>
-                <w:color w:val="1A1A1A"/>
-                <w:sz w:val="17"/>
-                <w:szCs w:val="17"/>
-              </w:rPr>
               <w:tab/>
             </w:r>
             <w:r>
@@ -624,7 +627,7 @@
                 <w:rFonts w:ascii="Avenir Next" w:hAnsi="Avenir Next" w:cs="Avenir Next" w:eastAsia="Avenir Next"/>
                 <w:b/>
                 <w:color w:val="1A1A1A"/>
-                <w:sz w:val="17"/>
+                <w:sz w:val="22"/>
                 <w:szCs w:val="17"/>
               </w:rPr>
               <w:t xml:space="preserve">14</w:t>
@@ -653,7 +656,7 @@
           <w:rFonts w:ascii="Avenir Next" w:hAnsi="Avenir Next" w:cs="Avenir Next" w:eastAsia="Avenir Next"/>
           <w:b/>
           <w:color w:val="1A1A1A"/>
-          <w:sz w:val="17"/>
+          <w:sz w:val="22"/>
           <w:szCs w:val="17"/>
         </w:rPr>
         <w:t xml:space="preserve">order of operations</w:t>
@@ -663,7 +666,7 @@
           <w:rFonts w:ascii="Avenir Next" w:hAnsi="Avenir Next" w:cs="Avenir Next" w:eastAsia="Avenir Next"/>
           <w:i/>
           <w:color w:val="5A5F66"/>
-          <w:sz w:val="17"/>
+          <w:sz w:val="22"/>
           <w:szCs w:val="17"/>
         </w:rPr>
         <w:t xml:space="preserve"> (orden de las operaciones)</w:t>
@@ -672,7 +675,7 @@
         <w:rPr>
           <w:rFonts w:ascii="Avenir Next" w:hAnsi="Avenir Next" w:cs="Avenir Next" w:eastAsia="Avenir Next"/>
           <w:color w:val="5A5F66"/>
-          <w:sz w:val="17"/>
+          <w:sz w:val="22"/>
           <w:szCs w:val="17"/>
         </w:rPr>
         <w:t xml:space="preserve">   ·   </w:t>
@@ -682,7 +685,7 @@
           <w:rFonts w:ascii="Avenir Next" w:hAnsi="Avenir Next" w:cs="Avenir Next" w:eastAsia="Avenir Next"/>
           <w:b/>
           <w:color w:val="1A1A1A"/>
-          <w:sz w:val="17"/>
+          <w:sz w:val="22"/>
           <w:szCs w:val="17"/>
         </w:rPr>
         <w:t xml:space="preserve">grouping symbols</w:t>
@@ -692,7 +695,7 @@
           <w:rFonts w:ascii="Avenir Next" w:hAnsi="Avenir Next" w:cs="Avenir Next" w:eastAsia="Avenir Next"/>
           <w:i/>
           <w:color w:val="5A5F66"/>
-          <w:sz w:val="17"/>
+          <w:sz w:val="22"/>
           <w:szCs w:val="17"/>
         </w:rPr>
         <w:t xml:space="preserve"> (símbolos de agrupación)</w:t>
@@ -701,7 +704,7 @@
         <w:rPr>
           <w:rFonts w:ascii="Avenir Next" w:hAnsi="Avenir Next" w:cs="Avenir Next" w:eastAsia="Avenir Next"/>
           <w:color w:val="5A5F66"/>
-          <w:sz w:val="17"/>
+          <w:sz w:val="22"/>
           <w:szCs w:val="17"/>
         </w:rPr>
         <w:t xml:space="preserve">   ·   </w:t>
@@ -711,7 +714,7 @@
           <w:rFonts w:ascii="Avenir Next" w:hAnsi="Avenir Next" w:cs="Avenir Next" w:eastAsia="Avenir Next"/>
           <w:b/>
           <w:color w:val="1A1A1A"/>
-          <w:sz w:val="17"/>
+          <w:sz w:val="22"/>
           <w:szCs w:val="17"/>
         </w:rPr>
         <w:t xml:space="preserve">left to right</w:t>
@@ -721,7 +724,7 @@
           <w:rFonts w:ascii="Avenir Next" w:hAnsi="Avenir Next" w:cs="Avenir Next" w:eastAsia="Avenir Next"/>
           <w:i/>
           <w:color w:val="5A5F66"/>
-          <w:sz w:val="17"/>
+          <w:sz w:val="22"/>
           <w:szCs w:val="17"/>
         </w:rPr>
         <w:t xml:space="preserve"> (de izquierda a derecha)</w:t>
@@ -729,6 +732,7 @@
     </w:p>
     <w:p>
       <w:pPr>
+        <w:pStyle w:val="Heading2"/>
         <w:keepNext/>
         <w:pBdr>
           <w:bottom w:val="single" w:sz="8" w:space="3" w:color="003A70"/>
@@ -744,7 +748,7 @@
           <w:b/>
           <w:color w:val="003A70"/>
           <w:spacing w:val="14"/>
-          <w:sz w:val="19"/>
+          <w:sz w:val="22"/>
           <w:szCs w:val="19"/>
         </w:rPr>
         <w:t xml:space="preserve">PRACTICE</w:t>
@@ -763,7 +767,7 @@
           <w:rFonts w:ascii="Avenir Next" w:hAnsi="Avenir Next" w:cs="Avenir Next" w:eastAsia="Avenir Next"/>
           <w:i/>
           <w:color w:val="5A5F66"/>
-          <w:sz w:val="17"/>
+          <w:sz w:val="22"/>
           <w:szCs w:val="17"/>
         </w:rPr>
         <w:t xml:space="preserve">show your work · label units</w:t>
@@ -771,7 +775,7 @@
     </w:p>
     <w:p>
       <w:pPr>
-        <w:spacing w:before="0" w:after="0" w:line="20" w:lineRule="exact"/>
+        <w:spacing w:before="0" w:after="0" w:line="50" w:lineRule="exact"/>
       </w:pPr>
     </w:p>
     <w:tbl>
@@ -821,25 +825,25 @@
                 <w:rFonts w:ascii="Avenir Next" w:hAnsi="Avenir Next" w:cs="Avenir Next" w:eastAsia="Avenir Next"/>
                 <w:b/>
                 <w:color w:val="1A1A1A"/>
+                <w:sz w:val="22"/>
+                <w:szCs w:val="20"/>
+              </w:rPr>
+              <w:t xml:space="preserve">1.</w:t>
+            </w:r>
+            <w:r>
+              <w:rPr>
+                <w:rFonts w:ascii="Avenir Next" w:hAnsi="Avenir Next" w:cs="Avenir Next" w:eastAsia="Avenir Next"/>
+                <w:color w:val="1A1A1A"/>
                 <w:sz w:val="20"/>
                 <w:szCs w:val="20"/>
               </w:rPr>
-              <w:t xml:space="preserve">1.</w:t>
-            </w:r>
-            <w:r>
-              <w:rPr>
-                <w:rFonts w:ascii="Avenir Next" w:hAnsi="Avenir Next" w:cs="Avenir Next" w:eastAsia="Avenir Next"/>
-                <w:color w:val="1A1A1A"/>
-                <w:sz w:val="20"/>
-                <w:szCs w:val="20"/>
-              </w:rPr>
               <w:tab/>
             </w:r>
             <w:r>
               <w:rPr>
                 <w:rFonts w:ascii="Avenir Next" w:hAnsi="Avenir Next" w:cs="Avenir Next" w:eastAsia="Avenir Next"/>
                 <w:color w:val="1A1A1A"/>
-                <w:sz w:val="20"/>
+                <w:sz w:val="22"/>
                 <w:szCs w:val="20"/>
               </w:rPr>
               <w:t xml:space="preserve">Evaluate each expression.</w:t>
@@ -895,7 +899,7 @@
                       <w:rFonts w:ascii="Avenir Next" w:hAnsi="Avenir Next" w:cs="Avenir Next" w:eastAsia="Avenir Next"/>
                       <w:b/>
                       <w:color w:val="003A70"/>
-                      <w:sz w:val="20"/>
+                      <w:sz w:val="22"/>
                       <w:szCs w:val="20"/>
                     </w:rPr>
                     <w:t xml:space="preserve">a.</w:t>
@@ -913,7 +917,7 @@
                     <w:rPr>
                       <w:rFonts w:ascii="Avenir Next" w:hAnsi="Avenir Next" w:cs="Avenir Next" w:eastAsia="Avenir Next"/>
                       <w:color w:val="1A1A1A"/>
-                      <w:sz w:val="20"/>
+                      <w:sz w:val="22"/>
                       <w:szCs w:val="20"/>
                     </w:rPr>
                     <w:t xml:space="preserve">30 − 4 × 5 =</w:t>
@@ -957,7 +961,7 @@
                       <w:rFonts w:ascii="Avenir Next" w:hAnsi="Avenir Next" w:cs="Avenir Next" w:eastAsia="Avenir Next"/>
                       <w:b/>
                       <w:color w:val="003A70"/>
-                      <w:sz w:val="20"/>
+                      <w:sz w:val="22"/>
                       <w:szCs w:val="20"/>
                     </w:rPr>
                     <w:t xml:space="preserve">b.</w:t>
@@ -975,7 +979,7 @@
                     <w:rPr>
                       <w:rFonts w:ascii="Avenir Next" w:hAnsi="Avenir Next" w:cs="Avenir Next" w:eastAsia="Avenir Next"/>
                       <w:color w:val="1A1A1A"/>
-                      <w:sz w:val="20"/>
+                      <w:sz w:val="22"/>
                       <w:szCs w:val="20"/>
                     </w:rPr>
                     <w:t xml:space="preserve">(30 − 4) × 5 =</w:t>
@@ -1019,7 +1023,7 @@
                       <w:rFonts w:ascii="Avenir Next" w:hAnsi="Avenir Next" w:cs="Avenir Next" w:eastAsia="Avenir Next"/>
                       <w:b/>
                       <w:color w:val="003A70"/>
-                      <w:sz w:val="20"/>
+                      <w:sz w:val="22"/>
                       <w:szCs w:val="20"/>
                     </w:rPr>
                     <w:t xml:space="preserve">c.</w:t>
@@ -1037,7 +1041,7 @@
                     <w:rPr>
                       <w:rFonts w:ascii="Avenir Next" w:hAnsi="Avenir Next" w:cs="Avenir Next" w:eastAsia="Avenir Next"/>
                       <w:color w:val="1A1A1A"/>
-                      <w:sz w:val="20"/>
+                      <w:sz w:val="22"/>
                       <w:szCs w:val="20"/>
                     </w:rPr>
                     <w:t xml:space="preserve">5</w:t>
@@ -1046,7 +1050,7 @@
                     <w:rPr>
                       <w:rFonts w:ascii="Avenir Next" w:hAnsi="Avenir Next" w:cs="Avenir Next" w:eastAsia="Avenir Next"/>
                       <w:color w:val="1A1A1A"/>
-                      <w:sz w:val="20"/>
+                      <w:sz w:val="22"/>
                       <w:szCs w:val="20"/>
                       <w:vertAlign w:val="superscript"/>
                     </w:rPr>
@@ -1056,7 +1060,7 @@
                     <w:rPr>
                       <w:rFonts w:ascii="Avenir Next" w:hAnsi="Avenir Next" w:cs="Avenir Next" w:eastAsia="Avenir Next"/>
                       <w:color w:val="1A1A1A"/>
-                      <w:sz w:val="20"/>
+                      <w:sz w:val="22"/>
                       <w:szCs w:val="20"/>
                     </w:rPr>
                     <w:t xml:space="preserve"> − 8 ÷ 2 =</w:t>
@@ -1106,7 +1110,7 @@
                       <w:rFonts w:ascii="Avenir Next" w:hAnsi="Avenir Next" w:cs="Avenir Next" w:eastAsia="Avenir Next"/>
                       <w:b/>
                       <w:color w:val="003A70"/>
-                      <w:sz w:val="20"/>
+                      <w:sz w:val="22"/>
                       <w:szCs w:val="20"/>
                     </w:rPr>
                     <w:t xml:space="preserve">d.</w:t>
@@ -1124,7 +1128,7 @@
                     <w:rPr>
                       <w:rFonts w:ascii="Avenir Next" w:hAnsi="Avenir Next" w:cs="Avenir Next" w:eastAsia="Avenir Next"/>
                       <w:color w:val="1A1A1A"/>
-                      <w:sz w:val="20"/>
+                      <w:sz w:val="22"/>
                       <w:szCs w:val="20"/>
                     </w:rPr>
                     <w:t xml:space="preserve">3 × 2</w:t>
@@ -1133,7 +1137,7 @@
                     <w:rPr>
                       <w:rFonts w:ascii="Avenir Next" w:hAnsi="Avenir Next" w:cs="Avenir Next" w:eastAsia="Avenir Next"/>
                       <w:color w:val="1A1A1A"/>
-                      <w:sz w:val="20"/>
+                      <w:sz w:val="22"/>
                       <w:szCs w:val="20"/>
                       <w:vertAlign w:val="superscript"/>
                     </w:rPr>
@@ -1143,7 +1147,7 @@
                     <w:rPr>
                       <w:rFonts w:ascii="Avenir Next" w:hAnsi="Avenir Next" w:cs="Avenir Next" w:eastAsia="Avenir Next"/>
                       <w:color w:val="1A1A1A"/>
-                      <w:sz w:val="20"/>
+                      <w:sz w:val="22"/>
                       <w:szCs w:val="20"/>
                     </w:rPr>
                     <w:t xml:space="preserve"> =</w:t>
@@ -1187,7 +1191,7 @@
                       <w:rFonts w:ascii="Avenir Next" w:hAnsi="Avenir Next" w:cs="Avenir Next" w:eastAsia="Avenir Next"/>
                       <w:b/>
                       <w:color w:val="003A70"/>
-                      <w:sz w:val="20"/>
+                      <w:sz w:val="22"/>
                       <w:szCs w:val="20"/>
                     </w:rPr>
                     <w:t xml:space="preserve">e.</w:t>
@@ -1205,7 +1209,7 @@
                     <w:rPr>
                       <w:rFonts w:ascii="Avenir Next" w:hAnsi="Avenir Next" w:cs="Avenir Next" w:eastAsia="Avenir Next"/>
                       <w:color w:val="1A1A1A"/>
-                      <w:sz w:val="20"/>
+                      <w:sz w:val="22"/>
                       <w:szCs w:val="20"/>
                     </w:rPr>
                     <w:t xml:space="preserve">40 ÷ 4 × 2 =</w:t>
@@ -1249,7 +1253,7 @@
                       <w:rFonts w:ascii="Avenir Next" w:hAnsi="Avenir Next" w:cs="Avenir Next" w:eastAsia="Avenir Next"/>
                       <w:b/>
                       <w:color w:val="003A70"/>
-                      <w:sz w:val="20"/>
+                      <w:sz w:val="22"/>
                       <w:szCs w:val="20"/>
                     </w:rPr>
                     <w:t xml:space="preserve">f.</w:t>
@@ -1267,7 +1271,7 @@
                     <w:rPr>
                       <w:rFonts w:ascii="Avenir Next" w:hAnsi="Avenir Next" w:cs="Avenir Next" w:eastAsia="Avenir Next"/>
                       <w:color w:val="1A1A1A"/>
-                      <w:sz w:val="20"/>
+                      <w:sz w:val="22"/>
                       <w:szCs w:val="20"/>
                     </w:rPr>
                     <w:t xml:space="preserve">20 − 8 + 5 =</w:t>
@@ -1297,7 +1301,7 @@
           </w:tbl>
           <w:p>
             <w:pPr>
-              <w:spacing w:before="0" w:after="0" w:line="24" w:lineRule="auto"/>
+              <w:spacing w:before="0" w:after="0" w:line="50" w:lineRule="exact"/>
             </w:pPr>
           </w:p>
         </w:tc>
@@ -1305,12 +1309,12 @@
     </w:tbl>
     <w:p>
       <w:pPr>
-        <w:spacing w:before="0" w:after="0" w:line="20" w:lineRule="exact"/>
+        <w:spacing w:before="0" w:after="0" w:line="50" w:lineRule="exact"/>
       </w:pPr>
     </w:p>
     <w:p>
       <w:pPr>
-        <w:spacing w:before="0" w:after="0" w:line="20" w:lineRule="exact"/>
+        <w:spacing w:before="0" w:after="0" w:line="50" w:lineRule="exact"/>
       </w:pPr>
     </w:p>
     <w:tbl>
@@ -1360,18 +1364,18 @@
                 <w:rFonts w:ascii="Avenir Next" w:hAnsi="Avenir Next" w:cs="Avenir Next" w:eastAsia="Avenir Next"/>
                 <w:b/>
                 <w:color w:val="1A1A1A"/>
+                <w:sz w:val="22"/>
+                <w:szCs w:val="20"/>
+              </w:rPr>
+              <w:t xml:space="preserve">2.</w:t>
+            </w:r>
+            <w:r>
+              <w:rPr>
+                <w:rFonts w:ascii="Avenir Next" w:hAnsi="Avenir Next" w:cs="Avenir Next" w:eastAsia="Avenir Next"/>
+                <w:color w:val="1A1A1A"/>
                 <w:sz w:val="20"/>
                 <w:szCs w:val="20"/>
               </w:rPr>
-              <w:t xml:space="preserve">2.</w:t>
-            </w:r>
-            <w:r>
-              <w:rPr>
-                <w:rFonts w:ascii="Avenir Next" w:hAnsi="Avenir Next" w:cs="Avenir Next" w:eastAsia="Avenir Next"/>
-                <w:color w:val="1A1A1A"/>
-                <w:sz w:val="20"/>
-                <w:szCs w:val="20"/>
-              </w:rPr>
               <w:tab/>
             </w:r>
             <w:r>
@@ -1379,7 +1383,7 @@
                 <w:rFonts w:ascii="Avenir Next" w:hAnsi="Avenir Next" w:cs="Avenir Next" w:eastAsia="Avenir Next"/>
                 <w:b/>
                 <w:color w:val="1A1A1A"/>
-                <w:sz w:val="20"/>
+                <w:sz w:val="22"/>
                 <w:szCs w:val="20"/>
               </w:rPr>
               <w:t xml:space="preserve">Elena and Malik.  </w:t>
@@ -1388,7 +1392,7 @@
               <w:rPr>
                 <w:rFonts w:ascii="Avenir Next" w:hAnsi="Avenir Next" w:cs="Avenir Next" w:eastAsia="Avenir Next"/>
                 <w:color w:val="1A1A1A"/>
-                <w:sz w:val="20"/>
+                <w:sz w:val="22"/>
                 <w:szCs w:val="20"/>
               </w:rPr>
               <w:t xml:space="preserve">Elena and Malik evaluate 7 + 3 × 4</w:t>
@@ -1397,7 +1401,7 @@
               <w:rPr>
                 <w:rFonts w:ascii="Avenir Next" w:hAnsi="Avenir Next" w:cs="Avenir Next" w:eastAsia="Avenir Next"/>
                 <w:color w:val="1A1A1A"/>
-                <w:sz w:val="20"/>
+                <w:sz w:val="22"/>
                 <w:szCs w:val="20"/>
                 <w:vertAlign w:val="superscript"/>
               </w:rPr>
@@ -1407,7 +1411,7 @@
               <w:rPr>
                 <w:rFonts w:ascii="Avenir Next" w:hAnsi="Avenir Next" w:cs="Avenir Next" w:eastAsia="Avenir Next"/>
                 <w:color w:val="1A1A1A"/>
-                <w:sz w:val="20"/>
+                <w:sz w:val="22"/>
                 <w:szCs w:val="20"/>
               </w:rPr>
               <w:t xml:space="preserve"> − 12. Elena works left to right after the power. Malik follows the order of operations.</w:t>
@@ -1427,25 +1431,25 @@
                 <w:rFonts w:ascii="Avenir Next" w:hAnsi="Avenir Next" w:cs="Avenir Next" w:eastAsia="Avenir Next"/>
                 <w:b/>
                 <w:color w:val="003A70"/>
+                <w:sz w:val="22"/>
+                <w:szCs w:val="20"/>
+              </w:rPr>
+              <w:t xml:space="preserve">a.</w:t>
+            </w:r>
+            <w:r>
+              <w:rPr>
+                <w:rFonts w:ascii="Avenir Next" w:hAnsi="Avenir Next" w:cs="Avenir Next" w:eastAsia="Avenir Next"/>
+                <w:color w:val="1A1A1A"/>
                 <w:sz w:val="20"/>
                 <w:szCs w:val="20"/>
               </w:rPr>
-              <w:t xml:space="preserve">a.</w:t>
-            </w:r>
-            <w:r>
-              <w:rPr>
-                <w:rFonts w:ascii="Avenir Next" w:hAnsi="Avenir Next" w:cs="Avenir Next" w:eastAsia="Avenir Next"/>
-                <w:color w:val="1A1A1A"/>
-                <w:sz w:val="20"/>
-                <w:szCs w:val="20"/>
-              </w:rPr>
               <w:tab/>
             </w:r>
             <w:r>
               <w:rPr>
                 <w:rFonts w:ascii="Avenir Next" w:hAnsi="Avenir Next" w:cs="Avenir Next" w:eastAsia="Avenir Next"/>
                 <w:color w:val="1A1A1A"/>
-                <w:sz w:val="20"/>
+                <w:sz w:val="22"/>
                 <w:szCs w:val="20"/>
               </w:rPr>
               <w:t xml:space="preserve">Do the power first: 4</w:t>
@@ -1454,7 +1458,7 @@
               <w:rPr>
                 <w:rFonts w:ascii="Avenir Next" w:hAnsi="Avenir Next" w:cs="Avenir Next" w:eastAsia="Avenir Next"/>
                 <w:color w:val="1A1A1A"/>
-                <w:sz w:val="20"/>
+                <w:sz w:val="22"/>
                 <w:szCs w:val="20"/>
                 <w:vertAlign w:val="superscript"/>
               </w:rPr>
@@ -1464,7 +1468,7 @@
               <w:rPr>
                 <w:rFonts w:ascii="Avenir Next" w:hAnsi="Avenir Next" w:cs="Avenir Next" w:eastAsia="Avenir Next"/>
                 <w:color w:val="1A1A1A"/>
-                <w:sz w:val="20"/>
+                <w:sz w:val="22"/>
                 <w:szCs w:val="20"/>
               </w:rPr>
               <w:t xml:space="preserve"> =</w:t>
@@ -1503,10 +1507,28 @@
                 <w:rFonts w:ascii="Avenir Next" w:hAnsi="Avenir Next" w:cs="Avenir Next" w:eastAsia="Avenir Next"/>
                 <w:b/>
                 <w:color w:val="003A70"/>
+                <w:sz w:val="22"/>
+                <w:szCs w:val="20"/>
+              </w:rPr>
+              <w:t xml:space="preserve">b.</w:t>
+            </w:r>
+            <w:r>
+              <w:rPr>
+                <w:rFonts w:ascii="Avenir Next" w:hAnsi="Avenir Next" w:cs="Avenir Next" w:eastAsia="Avenir Next"/>
+                <w:color w:val="1A1A1A"/>
                 <w:sz w:val="20"/>
                 <w:szCs w:val="20"/>
               </w:rPr>
-              <w:t xml:space="preserve">b.</w:t>
+              <w:tab/>
+            </w:r>
+            <w:r>
+              <w:rPr>
+                <w:rFonts w:ascii="Avenir Next" w:hAnsi="Avenir Next" w:cs="Avenir Next" w:eastAsia="Avenir Next"/>
+                <w:color w:val="1A1A1A"/>
+                <w:sz w:val="22"/>
+                <w:szCs w:val="20"/>
+              </w:rPr>
+              <w:t xml:space="preserve">Multiply next: 3 × </w:t>
             </w:r>
             <w:r>
               <w:rPr>
@@ -1514,24 +1536,6 @@
                 <w:color w:val="1A1A1A"/>
                 <w:sz w:val="20"/>
                 <w:szCs w:val="20"/>
-              </w:rPr>
-              <w:tab/>
-            </w:r>
-            <w:r>
-              <w:rPr>
-                <w:rFonts w:ascii="Avenir Next" w:hAnsi="Avenir Next" w:cs="Avenir Next" w:eastAsia="Avenir Next"/>
-                <w:color w:val="1A1A1A"/>
-                <w:sz w:val="20"/>
-                <w:szCs w:val="20"/>
-              </w:rPr>
-              <w:t xml:space="preserve">Multiply next: 3 × </w:t>
-            </w:r>
-            <w:r>
-              <w:rPr>
-                <w:rFonts w:ascii="Avenir Next" w:hAnsi="Avenir Next" w:cs="Avenir Next" w:eastAsia="Avenir Next"/>
-                <w:color w:val="1A1A1A"/>
-                <w:sz w:val="20"/>
-                <w:szCs w:val="20"/>
                 <w:u w:val="single"/>
               </w:rPr>
               <w:t xml:space="preserve">      </w:t>
@@ -1540,7 +1544,7 @@
               <w:rPr>
                 <w:rFonts w:ascii="Avenir Next" w:hAnsi="Avenir Next" w:cs="Avenir Next" w:eastAsia="Avenir Next"/>
                 <w:color w:val="1A1A1A"/>
-                <w:sz w:val="20"/>
+                <w:sz w:val="22"/>
                 <w:szCs w:val="20"/>
               </w:rPr>
               <w:t xml:space="preserve"> =</w:t>
@@ -1579,25 +1583,25 @@
                 <w:rFonts w:ascii="Avenir Next" w:hAnsi="Avenir Next" w:cs="Avenir Next" w:eastAsia="Avenir Next"/>
                 <w:b/>
                 <w:color w:val="003A70"/>
+                <w:sz w:val="22"/>
+                <w:szCs w:val="20"/>
+              </w:rPr>
+              <w:t xml:space="preserve">c.</w:t>
+            </w:r>
+            <w:r>
+              <w:rPr>
+                <w:rFonts w:ascii="Avenir Next" w:hAnsi="Avenir Next" w:cs="Avenir Next" w:eastAsia="Avenir Next"/>
+                <w:color w:val="1A1A1A"/>
                 <w:sz w:val="20"/>
                 <w:szCs w:val="20"/>
               </w:rPr>
-              <w:t xml:space="preserve">c.</w:t>
-            </w:r>
-            <w:r>
-              <w:rPr>
-                <w:rFonts w:ascii="Avenir Next" w:hAnsi="Avenir Next" w:cs="Avenir Next" w:eastAsia="Avenir Next"/>
-                <w:color w:val="1A1A1A"/>
-                <w:sz w:val="20"/>
-                <w:szCs w:val="20"/>
-              </w:rPr>
               <w:tab/>
             </w:r>
             <w:r>
               <w:rPr>
                 <w:rFonts w:ascii="Avenir Next" w:hAnsi="Avenir Next" w:cs="Avenir Next" w:eastAsia="Avenir Next"/>
                 <w:color w:val="1A1A1A"/>
-                <w:sz w:val="20"/>
+                <w:sz w:val="22"/>
                 <w:szCs w:val="20"/>
               </w:rPr>
               <w:t xml:space="preserve">Add and subtract left to right. Value:</w:t>
@@ -1636,25 +1640,25 @@
                 <w:rFonts w:ascii="Avenir Next" w:hAnsi="Avenir Next" w:cs="Avenir Next" w:eastAsia="Avenir Next"/>
                 <w:b/>
                 <w:color w:val="003A70"/>
+                <w:sz w:val="22"/>
+                <w:szCs w:val="20"/>
+              </w:rPr>
+              <w:t xml:space="preserve">d.</w:t>
+            </w:r>
+            <w:r>
+              <w:rPr>
+                <w:rFonts w:ascii="Avenir Next" w:hAnsi="Avenir Next" w:cs="Avenir Next" w:eastAsia="Avenir Next"/>
+                <w:color w:val="1A1A1A"/>
                 <w:sz w:val="20"/>
                 <w:szCs w:val="20"/>
               </w:rPr>
-              <w:t xml:space="preserve">d.</w:t>
-            </w:r>
-            <w:r>
-              <w:rPr>
-                <w:rFonts w:ascii="Avenir Next" w:hAnsi="Avenir Next" w:cs="Avenir Next" w:eastAsia="Avenir Next"/>
-                <w:color w:val="1A1A1A"/>
-                <w:sz w:val="20"/>
-                <w:szCs w:val="20"/>
-              </w:rPr>
               <w:tab/>
             </w:r>
             <w:r>
               <w:rPr>
                 <w:rFonts w:ascii="Avenir Next" w:hAnsi="Avenir Next" w:cs="Avenir Next" w:eastAsia="Avenir Next"/>
                 <w:color w:val="1A1A1A"/>
-                <w:sz w:val="20"/>
+                <w:sz w:val="22"/>
                 <w:szCs w:val="20"/>
               </w:rPr>
               <w:t xml:space="preserve">Why does Elena’s method give a different value?</w:t>
@@ -1684,12 +1688,12 @@
     </w:tbl>
     <w:p>
       <w:pPr>
-        <w:spacing w:before="0" w:after="0" w:line="20" w:lineRule="exact"/>
+        <w:spacing w:before="0" w:after="0" w:line="50" w:lineRule="exact"/>
       </w:pPr>
     </w:p>
     <w:p>
       <w:pPr>
-        <w:spacing w:before="0" w:after="0" w:line="20" w:lineRule="exact"/>
+        <w:spacing w:before="0" w:after="0" w:line="50" w:lineRule="exact"/>
       </w:pPr>
     </w:p>
     <w:tbl>
@@ -1740,18 +1744,18 @@
                 <w:rFonts w:ascii="Avenir Next" w:hAnsi="Avenir Next" w:cs="Avenir Next" w:eastAsia="Avenir Next"/>
                 <w:b/>
                 <w:color w:val="1A1A1A"/>
+                <w:sz w:val="22"/>
+                <w:szCs w:val="20"/>
+              </w:rPr>
+              <w:t xml:space="preserve">3.</w:t>
+            </w:r>
+            <w:r>
+              <w:rPr>
+                <w:rFonts w:ascii="Avenir Next" w:hAnsi="Avenir Next" w:cs="Avenir Next" w:eastAsia="Avenir Next"/>
+                <w:color w:val="1A1A1A"/>
                 <w:sz w:val="20"/>
                 <w:szCs w:val="20"/>
               </w:rPr>
-              <w:t xml:space="preserve">3.</w:t>
-            </w:r>
-            <w:r>
-              <w:rPr>
-                <w:rFonts w:ascii="Avenir Next" w:hAnsi="Avenir Next" w:cs="Avenir Next" w:eastAsia="Avenir Next"/>
-                <w:color w:val="1A1A1A"/>
-                <w:sz w:val="20"/>
-                <w:szCs w:val="20"/>
-              </w:rPr>
               <w:tab/>
             </w:r>
             <w:r>
@@ -1759,7 +1763,7 @@
                 <w:rFonts w:ascii="Avenir Next" w:hAnsi="Avenir Next" w:cs="Avenir Next" w:eastAsia="Avenir Next"/>
                 <w:b/>
                 <w:color w:val="1A1A1A"/>
-                <w:sz w:val="20"/>
+                <w:sz w:val="22"/>
                 <w:szCs w:val="20"/>
               </w:rPr>
               <w:t xml:space="preserve">Parentheses Power.  </w:t>
@@ -1768,7 +1772,7 @@
               <w:rPr>
                 <w:rFonts w:ascii="Avenir Next" w:hAnsi="Avenir Next" w:cs="Avenir Next" w:eastAsia="Avenir Next"/>
                 <w:color w:val="1A1A1A"/>
-                <w:sz w:val="20"/>
+                <w:sz w:val="22"/>
                 <w:szCs w:val="20"/>
               </w:rPr>
               <w:t xml:space="preserve">Evaluate (5 + 1)</w:t>
@@ -1777,7 +1781,7 @@
               <w:rPr>
                 <w:rFonts w:ascii="Avenir Next" w:hAnsi="Avenir Next" w:cs="Avenir Next" w:eastAsia="Avenir Next"/>
                 <w:color w:val="1A1A1A"/>
-                <w:sz w:val="20"/>
+                <w:sz w:val="22"/>
                 <w:szCs w:val="20"/>
                 <w:vertAlign w:val="superscript"/>
               </w:rPr>
@@ -1787,7 +1791,7 @@
               <w:rPr>
                 <w:rFonts w:ascii="Avenir Next" w:hAnsi="Avenir Next" w:cs="Avenir Next" w:eastAsia="Avenir Next"/>
                 <w:color w:val="1A1A1A"/>
-                <w:sz w:val="20"/>
+                <w:sz w:val="22"/>
                 <w:szCs w:val="20"/>
               </w:rPr>
               <w:t xml:space="preserve"> ÷ 4 + 10.</w:t>
@@ -1804,7 +1808,7 @@
                 <w:rFonts w:ascii="Avenir Next" w:hAnsi="Avenir Next" w:cs="Avenir Next" w:eastAsia="Avenir Next"/>
                 <w:b/>
                 <w:color w:val="003A70"/>
-                <w:sz w:val="17"/>
+                <w:sz w:val="22"/>
                 <w:szCs w:val="17"/>
               </w:rPr>
               <w:t xml:space="preserve">Hint  </w:t>
@@ -1814,7 +1818,7 @@
                 <w:rFonts w:ascii="Avenir Next" w:hAnsi="Avenir Next" w:cs="Avenir Next" w:eastAsia="Avenir Next"/>
                 <w:i/>
                 <w:color w:val="5A5F66"/>
-                <w:sz w:val="17"/>
+                <w:sz w:val="22"/>
                 <w:szCs w:val="17"/>
               </w:rPr>
               <w:t xml:space="preserve">Grouping first, then the power.</w:t>
@@ -1822,7 +1826,7 @@
           </w:p>
           <w:p>
             <w:pPr>
-              <w:spacing w:before="0" w:after="0" w:line="60" w:lineRule="auto"/>
+              <w:spacing w:before="0" w:after="0" w:line="50" w:lineRule="exact"/>
             </w:pPr>
           </w:p>
           <w:tbl>
@@ -1891,7 +1895,7 @@
                 <w:rFonts w:ascii="Avenir Next" w:hAnsi="Avenir Next" w:cs="Avenir Next" w:eastAsia="Avenir Next"/>
                 <w:b/>
                 <w:color w:val="1A1A1A"/>
-                <w:sz w:val="18"/>
+                <w:sz w:val="22"/>
                 <w:szCs w:val="18"/>
               </w:rPr>
               <w:t xml:space="preserve">Value</w:t>
@@ -1926,18 +1930,18 @@
                 <w:rFonts w:ascii="Avenir Next" w:hAnsi="Avenir Next" w:cs="Avenir Next" w:eastAsia="Avenir Next"/>
                 <w:b/>
                 <w:color w:val="1A1A1A"/>
+                <w:sz w:val="22"/>
+                <w:szCs w:val="20"/>
+              </w:rPr>
+              <w:t xml:space="preserve">4.</w:t>
+            </w:r>
+            <w:r>
+              <w:rPr>
+                <w:rFonts w:ascii="Avenir Next" w:hAnsi="Avenir Next" w:cs="Avenir Next" w:eastAsia="Avenir Next"/>
+                <w:color w:val="1A1A1A"/>
                 <w:sz w:val="20"/>
                 <w:szCs w:val="20"/>
               </w:rPr>
-              <w:t xml:space="preserve">4.</w:t>
-            </w:r>
-            <w:r>
-              <w:rPr>
-                <w:rFonts w:ascii="Avenir Next" w:hAnsi="Avenir Next" w:cs="Avenir Next" w:eastAsia="Avenir Next"/>
-                <w:color w:val="1A1A1A"/>
-                <w:sz w:val="20"/>
-                <w:szCs w:val="20"/>
-              </w:rPr>
               <w:tab/>
             </w:r>
             <w:r>
@@ -1945,7 +1949,7 @@
                 <w:rFonts w:ascii="Avenir Next" w:hAnsi="Avenir Next" w:cs="Avenir Next" w:eastAsia="Avenir Next"/>
                 <w:b/>
                 <w:color w:val="1A1A1A"/>
-                <w:sz w:val="20"/>
+                <w:sz w:val="22"/>
                 <w:szCs w:val="20"/>
               </w:rPr>
               <w:t xml:space="preserve">Four Steps.  </w:t>
@@ -1954,7 +1958,7 @@
               <w:rPr>
                 <w:rFonts w:ascii="Avenir Next" w:hAnsi="Avenir Next" w:cs="Avenir Next" w:eastAsia="Avenir Next"/>
                 <w:color w:val="1A1A1A"/>
-                <w:sz w:val="20"/>
+                <w:sz w:val="22"/>
                 <w:szCs w:val="20"/>
               </w:rPr>
               <w:t xml:space="preserve">Evaluate 6</w:t>
@@ -1963,7 +1967,7 @@
               <w:rPr>
                 <w:rFonts w:ascii="Avenir Next" w:hAnsi="Avenir Next" w:cs="Avenir Next" w:eastAsia="Avenir Next"/>
                 <w:color w:val="1A1A1A"/>
-                <w:sz w:val="20"/>
+                <w:sz w:val="22"/>
                 <w:szCs w:val="20"/>
                 <w:vertAlign w:val="superscript"/>
               </w:rPr>
@@ -1973,7 +1977,7 @@
               <w:rPr>
                 <w:rFonts w:ascii="Avenir Next" w:hAnsi="Avenir Next" w:cs="Avenir Next" w:eastAsia="Avenir Next"/>
                 <w:color w:val="1A1A1A"/>
-                <w:sz w:val="20"/>
+                <w:sz w:val="22"/>
                 <w:szCs w:val="20"/>
               </w:rPr>
               <w:t xml:space="preserve"> + 9 × (11 − 5) ÷ 3.</w:t>
@@ -1990,7 +1994,7 @@
                 <w:rFonts w:ascii="Avenir Next" w:hAnsi="Avenir Next" w:cs="Avenir Next" w:eastAsia="Avenir Next"/>
                 <w:b/>
                 <w:color w:val="003A70"/>
-                <w:sz w:val="17"/>
+                <w:sz w:val="22"/>
                 <w:szCs w:val="17"/>
               </w:rPr>
               <w:t xml:space="preserve">Hint  </w:t>
@@ -2000,7 +2004,7 @@
                 <w:rFonts w:ascii="Avenir Next" w:hAnsi="Avenir Next" w:cs="Avenir Next" w:eastAsia="Avenir Next"/>
                 <w:i/>
                 <w:color w:val="5A5F66"/>
-                <w:sz w:val="17"/>
+                <w:sz w:val="22"/>
                 <w:szCs w:val="17"/>
               </w:rPr>
               <w:t xml:space="preserve">Show one step on each line.</w:t>
@@ -2008,7 +2012,7 @@
           </w:p>
           <w:p>
             <w:pPr>
-              <w:spacing w:before="0" w:after="0" w:line="60" w:lineRule="auto"/>
+              <w:spacing w:before="0" w:after="0" w:line="50" w:lineRule="exact"/>
             </w:pPr>
           </w:p>
           <w:tbl>
@@ -2077,7 +2081,7 @@
                 <w:rFonts w:ascii="Avenir Next" w:hAnsi="Avenir Next" w:cs="Avenir Next" w:eastAsia="Avenir Next"/>
                 <w:b/>
                 <w:color w:val="1A1A1A"/>
-                <w:sz w:val="18"/>
+                <w:sz w:val="22"/>
                 <w:szCs w:val="18"/>
               </w:rPr>
               <w:t xml:space="preserve">Value</w:t>
@@ -2097,12 +2101,12 @@
     </w:tbl>
     <w:p>
       <w:pPr>
-        <w:spacing w:before="0" w:after="0" w:line="20" w:lineRule="exact"/>
+        <w:spacing w:before="0" w:after="0" w:line="50" w:lineRule="exact"/>
       </w:pPr>
     </w:p>
     <w:p>
       <w:pPr>
-        <w:spacing w:before="0" w:after="0" w:line="20" w:lineRule="exact"/>
+        <w:spacing w:before="0" w:after="0" w:line="50" w:lineRule="exact"/>
       </w:pPr>
     </w:p>
     <w:tbl>
@@ -2152,18 +2156,18 @@
                 <w:rFonts w:ascii="Avenir Next" w:hAnsi="Avenir Next" w:cs="Avenir Next" w:eastAsia="Avenir Next"/>
                 <w:b/>
                 <w:color w:val="1A1A1A"/>
+                <w:sz w:val="22"/>
+                <w:szCs w:val="20"/>
+              </w:rPr>
+              <w:t xml:space="preserve">5.</w:t>
+            </w:r>
+            <w:r>
+              <w:rPr>
+                <w:rFonts w:ascii="Avenir Next" w:hAnsi="Avenir Next" w:cs="Avenir Next" w:eastAsia="Avenir Next"/>
+                <w:color w:val="1A1A1A"/>
                 <w:sz w:val="20"/>
                 <w:szCs w:val="20"/>
               </w:rPr>
-              <w:t xml:space="preserve">5.</w:t>
-            </w:r>
-            <w:r>
-              <w:rPr>
-                <w:rFonts w:ascii="Avenir Next" w:hAnsi="Avenir Next" w:cs="Avenir Next" w:eastAsia="Avenir Next"/>
-                <w:color w:val="1A1A1A"/>
-                <w:sz w:val="20"/>
-                <w:szCs w:val="20"/>
-              </w:rPr>
               <w:tab/>
             </w:r>
             <w:r>
@@ -2171,7 +2175,7 @@
                 <w:rFonts w:ascii="Avenir Next" w:hAnsi="Avenir Next" w:cs="Avenir Next" w:eastAsia="Avenir Next"/>
                 <w:b/>
                 <w:color w:val="1A1A1A"/>
-                <w:sz w:val="20"/>
+                <w:sz w:val="22"/>
                 <w:szCs w:val="20"/>
               </w:rPr>
               <w:t xml:space="preserve">Theo’s Claim.  </w:t>
@@ -2180,7 +2184,7 @@
               <w:rPr>
                 <w:rFonts w:ascii="Avenir Next" w:hAnsi="Avenir Next" w:cs="Avenir Next" w:eastAsia="Avenir Next"/>
                 <w:color w:val="1A1A1A"/>
-                <w:sz w:val="20"/>
+                <w:sz w:val="22"/>
                 <w:szCs w:val="20"/>
               </w:rPr>
               <w:t xml:space="preserve">Theo says 3 + 2 × 5</w:t>
@@ -2189,7 +2193,7 @@
               <w:rPr>
                 <w:rFonts w:ascii="Avenir Next" w:hAnsi="Avenir Next" w:cs="Avenir Next" w:eastAsia="Avenir Next"/>
                 <w:color w:val="1A1A1A"/>
-                <w:sz w:val="20"/>
+                <w:sz w:val="22"/>
                 <w:szCs w:val="20"/>
                 <w:vertAlign w:val="superscript"/>
               </w:rPr>
@@ -2199,7 +2203,7 @@
               <w:rPr>
                 <w:rFonts w:ascii="Avenir Next" w:hAnsi="Avenir Next" w:cs="Avenir Next" w:eastAsia="Avenir Next"/>
                 <w:color w:val="1A1A1A"/>
-                <w:sz w:val="20"/>
+                <w:sz w:val="22"/>
                 <w:szCs w:val="20"/>
               </w:rPr>
               <w:t xml:space="preserve"> has a value of 125. Justify or correct his answer.</w:t>
@@ -2216,7 +2220,7 @@
                 <w:rFonts w:ascii="Avenir Next" w:hAnsi="Avenir Next" w:cs="Avenir Next" w:eastAsia="Avenir Next"/>
                 <w:b/>
                 <w:color w:val="003A70"/>
-                <w:sz w:val="17"/>
+                <w:sz w:val="22"/>
                 <w:szCs w:val="17"/>
               </w:rPr>
               <w:t xml:space="preserve">Hint  </w:t>
@@ -2226,7 +2230,7 @@
                 <w:rFonts w:ascii="Avenir Next" w:hAnsi="Avenir Next" w:cs="Avenir Next" w:eastAsia="Avenir Next"/>
                 <w:i/>
                 <w:color w:val="5A5F66"/>
-                <w:sz w:val="17"/>
+                <w:sz w:val="22"/>
                 <w:szCs w:val="17"/>
               </w:rPr>
               <w:t xml:space="preserve">Power, then multiply, then add.</w:t>
@@ -2234,7 +2238,7 @@
           </w:p>
           <w:p>
             <w:pPr>
-              <w:spacing w:before="0" w:after="0" w:line="60" w:lineRule="auto"/>
+              <w:spacing w:before="0" w:after="0" w:line="50" w:lineRule="exact"/>
             </w:pPr>
           </w:p>
           <w:tbl>
@@ -2303,7 +2307,7 @@
                 <w:rFonts w:ascii="Avenir Next" w:hAnsi="Avenir Next" w:cs="Avenir Next" w:eastAsia="Avenir Next"/>
                 <w:b/>
                 <w:color w:val="1A1A1A"/>
-                <w:sz w:val="18"/>
+                <w:sz w:val="22"/>
                 <w:szCs w:val="18"/>
               </w:rPr>
               <w:t xml:space="preserve">Value</w:t>
@@ -2323,12 +2327,12 @@
     </w:tbl>
     <w:p>
       <w:pPr>
-        <w:spacing w:before="0" w:after="0" w:line="20" w:lineRule="exact"/>
+        <w:spacing w:before="0" w:after="0" w:line="50" w:lineRule="exact"/>
       </w:pPr>
     </w:p>
     <w:p>
       <w:pPr>
-        <w:spacing w:before="0" w:after="0" w:line="20" w:lineRule="exact"/>
+        <w:spacing w:before="0" w:after="0" w:line="50" w:lineRule="exact"/>
       </w:pPr>
     </w:p>
     <w:tbl>
@@ -2378,18 +2382,18 @@
                 <w:rFonts w:ascii="Avenir Next" w:hAnsi="Avenir Next" w:cs="Avenir Next" w:eastAsia="Avenir Next"/>
                 <w:b/>
                 <w:color w:val="1A1A1A"/>
+                <w:sz w:val="22"/>
+                <w:szCs w:val="20"/>
+              </w:rPr>
+              <w:t xml:space="preserve">6.</w:t>
+            </w:r>
+            <w:r>
+              <w:rPr>
+                <w:rFonts w:ascii="Avenir Next" w:hAnsi="Avenir Next" w:cs="Avenir Next" w:eastAsia="Avenir Next"/>
+                <w:color w:val="1A1A1A"/>
                 <w:sz w:val="20"/>
                 <w:szCs w:val="20"/>
               </w:rPr>
-              <w:t xml:space="preserve">6.</w:t>
-            </w:r>
-            <w:r>
-              <w:rPr>
-                <w:rFonts w:ascii="Avenir Next" w:hAnsi="Avenir Next" w:cs="Avenir Next" w:eastAsia="Avenir Next"/>
-                <w:color w:val="1A1A1A"/>
-                <w:sz w:val="20"/>
-                <w:szCs w:val="20"/>
-              </w:rPr>
               <w:tab/>
             </w:r>
             <w:r>
@@ -2397,7 +2401,7 @@
                 <w:rFonts w:ascii="Avenir Next" w:hAnsi="Avenir Next" w:cs="Avenir Next" w:eastAsia="Avenir Next"/>
                 <w:b/>
                 <w:color w:val="1A1A1A"/>
-                <w:sz w:val="20"/>
+                <w:sz w:val="22"/>
                 <w:szCs w:val="20"/>
               </w:rPr>
               <w:t xml:space="preserve">Place the Parentheses.  </w:t>
@@ -2406,7 +2410,7 @@
               <w:rPr>
                 <w:rFonts w:ascii="Avenir Next" w:hAnsi="Avenir Next" w:cs="Avenir Next" w:eastAsia="Avenir Next"/>
                 <w:color w:val="1A1A1A"/>
-                <w:sz w:val="20"/>
+                <w:sz w:val="22"/>
                 <w:szCs w:val="20"/>
               </w:rPr>
               <w:t xml:space="preserve">The value of 40 ÷ 5 + 3 × 2 is 14. Insert ONE pair of parentheses so the value changes. Evaluate your new expression.</w:t>
@@ -2423,7 +2427,7 @@
                 <w:rFonts w:ascii="Avenir Next" w:hAnsi="Avenir Next" w:cs="Avenir Next" w:eastAsia="Avenir Next"/>
                 <w:b/>
                 <w:color w:val="003A70"/>
-                <w:sz w:val="17"/>
+                <w:sz w:val="22"/>
                 <w:szCs w:val="17"/>
               </w:rPr>
               <w:t xml:space="preserve">Hint  </w:t>
@@ -2433,7 +2437,7 @@
                 <w:rFonts w:ascii="Avenir Next" w:hAnsi="Avenir Next" w:cs="Avenir Next" w:eastAsia="Avenir Next"/>
                 <w:i/>
                 <w:color w:val="5A5F66"/>
-                <w:sz w:val="17"/>
+                <w:sz w:val="22"/>
                 <w:szCs w:val="17"/>
               </w:rPr>
               <w:t xml:space="preserve">Not every grouping changes the value. Test yours.</w:t>
@@ -2441,7 +2445,7 @@
           </w:p>
           <w:p>
             <w:pPr>
-              <w:spacing w:before="0" w:after="0" w:line="60" w:lineRule="auto"/>
+              <w:spacing w:before="0" w:after="0" w:line="50" w:lineRule="exact"/>
             </w:pPr>
           </w:p>
           <w:tbl>
@@ -2510,7 +2514,7 @@
                 <w:rFonts w:ascii="Avenir Next" w:hAnsi="Avenir Next" w:cs="Avenir Next" w:eastAsia="Avenir Next"/>
                 <w:b/>
                 <w:color w:val="1A1A1A"/>
-                <w:sz w:val="18"/>
+                <w:sz w:val="22"/>
                 <w:szCs w:val="18"/>
               </w:rPr>
               <w:t xml:space="preserve">New value</w:t>
@@ -2530,12 +2534,12 @@
     </w:tbl>
     <w:p>
       <w:pPr>
-        <w:spacing w:before="0" w:after="0" w:line="20" w:lineRule="exact"/>
+        <w:spacing w:before="0" w:after="0" w:line="50" w:lineRule="exact"/>
       </w:pPr>
     </w:p>
     <w:p>
       <w:pPr>
-        <w:spacing w:before="0" w:after="0" w:line="20" w:lineRule="exact"/>
+        <w:spacing w:before="0" w:after="0" w:line="50" w:lineRule="exact"/>
       </w:pPr>
     </w:p>
     <w:tbl>
@@ -2585,18 +2589,18 @@
                 <w:rFonts w:ascii="Avenir Next" w:hAnsi="Avenir Next" w:cs="Avenir Next" w:eastAsia="Avenir Next"/>
                 <w:b/>
                 <w:color w:val="1A1A1A"/>
+                <w:sz w:val="22"/>
+                <w:szCs w:val="20"/>
+              </w:rPr>
+              <w:t xml:space="preserve">7.</w:t>
+            </w:r>
+            <w:r>
+              <w:rPr>
+                <w:rFonts w:ascii="Avenir Next" w:hAnsi="Avenir Next" w:cs="Avenir Next" w:eastAsia="Avenir Next"/>
+                <w:color w:val="1A1A1A"/>
                 <w:sz w:val="20"/>
                 <w:szCs w:val="20"/>
               </w:rPr>
-              <w:t xml:space="preserve">7.</w:t>
-            </w:r>
-            <w:r>
-              <w:rPr>
-                <w:rFonts w:ascii="Avenir Next" w:hAnsi="Avenir Next" w:cs="Avenir Next" w:eastAsia="Avenir Next"/>
-                <w:color w:val="1A1A1A"/>
-                <w:sz w:val="20"/>
-                <w:szCs w:val="20"/>
-              </w:rPr>
               <w:tab/>
             </w:r>
             <w:r>
@@ -2604,7 +2608,7 @@
                 <w:rFonts w:ascii="Avenir Next" w:hAnsi="Avenir Next" w:cs="Avenir Next" w:eastAsia="Avenir Next"/>
                 <w:b/>
                 <w:color w:val="1A1A1A"/>
-                <w:sz w:val="20"/>
+                <w:sz w:val="22"/>
                 <w:szCs w:val="20"/>
               </w:rPr>
               <w:t xml:space="preserve">Rosa’s Claim.  </w:t>
@@ -2613,7 +2617,7 @@
               <w:rPr>
                 <w:rFonts w:ascii="Avenir Next" w:hAnsi="Avenir Next" w:cs="Avenir Next" w:eastAsia="Avenir Next"/>
                 <w:color w:val="1A1A1A"/>
-                <w:sz w:val="20"/>
+                <w:sz w:val="22"/>
                 <w:szCs w:val="20"/>
               </w:rPr>
               <w:t xml:space="preserve">Rosa says 2 × 3</w:t>
@@ -2622,7 +2626,7 @@
               <w:rPr>
                 <w:rFonts w:ascii="Avenir Next" w:hAnsi="Avenir Next" w:cs="Avenir Next" w:eastAsia="Avenir Next"/>
                 <w:color w:val="1A1A1A"/>
-                <w:sz w:val="20"/>
+                <w:sz w:val="22"/>
                 <w:szCs w:val="20"/>
                 <w:vertAlign w:val="superscript"/>
               </w:rPr>
@@ -2632,7 +2636,7 @@
               <w:rPr>
                 <w:rFonts w:ascii="Avenir Next" w:hAnsi="Avenir Next" w:cs="Avenir Next" w:eastAsia="Avenir Next"/>
                 <w:color w:val="1A1A1A"/>
-                <w:sz w:val="20"/>
+                <w:sz w:val="22"/>
                 <w:szCs w:val="20"/>
               </w:rPr>
               <w:t xml:space="preserve"> + 4 has a value of 220. Justify or correct her answer.</w:t>
@@ -2649,7 +2653,7 @@
                 <w:rFonts w:ascii="Avenir Next" w:hAnsi="Avenir Next" w:cs="Avenir Next" w:eastAsia="Avenir Next"/>
                 <w:b/>
                 <w:color w:val="003A70"/>
-                <w:sz w:val="17"/>
+                <w:sz w:val="22"/>
                 <w:szCs w:val="17"/>
               </w:rPr>
               <w:t xml:space="preserve">Hint  </w:t>
@@ -2659,7 +2663,7 @@
                 <w:rFonts w:ascii="Avenir Next" w:hAnsi="Avenir Next" w:cs="Avenir Next" w:eastAsia="Avenir Next"/>
                 <w:i/>
                 <w:color w:val="5A5F66"/>
-                <w:sz w:val="17"/>
+                <w:sz w:val="22"/>
                 <w:szCs w:val="17"/>
               </w:rPr>
               <w:t xml:space="preserve">Did Rosa cube before she multiplied?</w:t>
@@ -2667,7 +2671,7 @@
           </w:p>
           <w:p>
             <w:pPr>
-              <w:spacing w:before="0" w:after="0" w:line="60" w:lineRule="auto"/>
+              <w:spacing w:before="0" w:after="0" w:line="50" w:lineRule="exact"/>
             </w:pPr>
           </w:p>
           <w:tbl>
@@ -2736,7 +2740,7 @@
                 <w:rFonts w:ascii="Avenir Next" w:hAnsi="Avenir Next" w:cs="Avenir Next" w:eastAsia="Avenir Next"/>
                 <w:b/>
                 <w:color w:val="1A1A1A"/>
-                <w:sz w:val="18"/>
+                <w:sz w:val="22"/>
                 <w:szCs w:val="18"/>
               </w:rPr>
               <w:t xml:space="preserve">Value</w:t>
@@ -2756,12 +2760,12 @@
     </w:tbl>
     <w:p>
       <w:pPr>
-        <w:spacing w:before="0" w:after="0" w:line="20" w:lineRule="exact"/>
+        <w:spacing w:before="0" w:after="0" w:line="50" w:lineRule="exact"/>
       </w:pPr>
     </w:p>
     <w:p>
       <w:pPr>
-        <w:spacing w:before="0" w:after="0" w:line="20" w:lineRule="exact"/>
+        <w:spacing w:before="0" w:after="0" w:line="50" w:lineRule="exact"/>
       </w:pPr>
     </w:p>
     <w:tbl>
@@ -2811,18 +2815,18 @@
                 <w:rFonts w:ascii="Avenir Next" w:hAnsi="Avenir Next" w:cs="Avenir Next" w:eastAsia="Avenir Next"/>
                 <w:b/>
                 <w:color w:val="1A1A1A"/>
+                <w:sz w:val="22"/>
+                <w:szCs w:val="20"/>
+              </w:rPr>
+              <w:t xml:space="preserve">8.</w:t>
+            </w:r>
+            <w:r>
+              <w:rPr>
+                <w:rFonts w:ascii="Avenir Next" w:hAnsi="Avenir Next" w:cs="Avenir Next" w:eastAsia="Avenir Next"/>
+                <w:color w:val="1A1A1A"/>
                 <w:sz w:val="20"/>
                 <w:szCs w:val="20"/>
               </w:rPr>
-              <w:t xml:space="preserve">8.</w:t>
-            </w:r>
-            <w:r>
-              <w:rPr>
-                <w:rFonts w:ascii="Avenir Next" w:hAnsi="Avenir Next" w:cs="Avenir Next" w:eastAsia="Avenir Next"/>
-                <w:color w:val="1A1A1A"/>
-                <w:sz w:val="20"/>
-                <w:szCs w:val="20"/>
-              </w:rPr>
               <w:tab/>
             </w:r>
             <w:r>
@@ -2830,7 +2834,7 @@
                 <w:rFonts w:ascii="Avenir Next" w:hAnsi="Avenir Next" w:cs="Avenir Next" w:eastAsia="Avenir Next"/>
                 <w:b/>
                 <w:color w:val="1A1A1A"/>
-                <w:sz w:val="20"/>
+                <w:sz w:val="22"/>
                 <w:szCs w:val="20"/>
               </w:rPr>
               <w:t xml:space="preserve">Two Readings.  </w:t>
@@ -2839,7 +2843,7 @@
               <w:rPr>
                 <w:rFonts w:ascii="Avenir Next" w:hAnsi="Avenir Next" w:cs="Avenir Next" w:eastAsia="Avenir Next"/>
                 <w:color w:val="1A1A1A"/>
-                <w:sz w:val="20"/>
+                <w:sz w:val="22"/>
                 <w:szCs w:val="20"/>
               </w:rPr>
               <w:t xml:space="preserve">Use the expressions 5 + 3 × 7 and (5 + 3) × 7.</w:t>
@@ -2859,25 +2863,25 @@
                 <w:rFonts w:ascii="Avenir Next" w:hAnsi="Avenir Next" w:cs="Avenir Next" w:eastAsia="Avenir Next"/>
                 <w:b/>
                 <w:color w:val="003A70"/>
+                <w:sz w:val="22"/>
+                <w:szCs w:val="20"/>
+              </w:rPr>
+              <w:t xml:space="preserve">a.</w:t>
+            </w:r>
+            <w:r>
+              <w:rPr>
+                <w:rFonts w:ascii="Avenir Next" w:hAnsi="Avenir Next" w:cs="Avenir Next" w:eastAsia="Avenir Next"/>
+                <w:color w:val="1A1A1A"/>
                 <w:sz w:val="20"/>
                 <w:szCs w:val="20"/>
               </w:rPr>
-              <w:t xml:space="preserve">a.</w:t>
-            </w:r>
-            <w:r>
-              <w:rPr>
-                <w:rFonts w:ascii="Avenir Next" w:hAnsi="Avenir Next" w:cs="Avenir Next" w:eastAsia="Avenir Next"/>
-                <w:color w:val="1A1A1A"/>
-                <w:sz w:val="20"/>
-                <w:szCs w:val="20"/>
-              </w:rPr>
               <w:tab/>
             </w:r>
             <w:r>
               <w:rPr>
                 <w:rFonts w:ascii="Avenir Next" w:hAnsi="Avenir Next" w:cs="Avenir Next" w:eastAsia="Avenir Next"/>
                 <w:color w:val="1A1A1A"/>
-                <w:sz w:val="20"/>
+                <w:sz w:val="22"/>
                 <w:szCs w:val="20"/>
               </w:rPr>
               <w:t xml:space="preserve">5 + 3 × 7 =</w:t>
@@ -2916,25 +2920,25 @@
                 <w:rFonts w:ascii="Avenir Next" w:hAnsi="Avenir Next" w:cs="Avenir Next" w:eastAsia="Avenir Next"/>
                 <w:b/>
                 <w:color w:val="003A70"/>
+                <w:sz w:val="22"/>
+                <w:szCs w:val="20"/>
+              </w:rPr>
+              <w:t xml:space="preserve">b.</w:t>
+            </w:r>
+            <w:r>
+              <w:rPr>
+                <w:rFonts w:ascii="Avenir Next" w:hAnsi="Avenir Next" w:cs="Avenir Next" w:eastAsia="Avenir Next"/>
+                <w:color w:val="1A1A1A"/>
                 <w:sz w:val="20"/>
                 <w:szCs w:val="20"/>
               </w:rPr>
-              <w:t xml:space="preserve">b.</w:t>
-            </w:r>
-            <w:r>
-              <w:rPr>
-                <w:rFonts w:ascii="Avenir Next" w:hAnsi="Avenir Next" w:cs="Avenir Next" w:eastAsia="Avenir Next"/>
-                <w:color w:val="1A1A1A"/>
-                <w:sz w:val="20"/>
-                <w:szCs w:val="20"/>
-              </w:rPr>
               <w:tab/>
             </w:r>
             <w:r>
               <w:rPr>
                 <w:rFonts w:ascii="Avenir Next" w:hAnsi="Avenir Next" w:cs="Avenir Next" w:eastAsia="Avenir Next"/>
                 <w:color w:val="1A1A1A"/>
-                <w:sz w:val="20"/>
+                <w:sz w:val="22"/>
                 <w:szCs w:val="20"/>
               </w:rPr>
               <w:t xml:space="preserve">(5 + 3) × 7 =</w:t>
@@ -2973,25 +2977,25 @@
                 <w:rFonts w:ascii="Avenir Next" w:hAnsi="Avenir Next" w:cs="Avenir Next" w:eastAsia="Avenir Next"/>
                 <w:b/>
                 <w:color w:val="003A70"/>
+                <w:sz w:val="22"/>
+                <w:szCs w:val="20"/>
+              </w:rPr>
+              <w:t xml:space="preserve">c.</w:t>
+            </w:r>
+            <w:r>
+              <w:rPr>
+                <w:rFonts w:ascii="Avenir Next" w:hAnsi="Avenir Next" w:cs="Avenir Next" w:eastAsia="Avenir Next"/>
+                <w:color w:val="1A1A1A"/>
                 <w:sz w:val="20"/>
                 <w:szCs w:val="20"/>
               </w:rPr>
-              <w:t xml:space="preserve">c.</w:t>
-            </w:r>
-            <w:r>
-              <w:rPr>
-                <w:rFonts w:ascii="Avenir Next" w:hAnsi="Avenir Next" w:cs="Avenir Next" w:eastAsia="Avenir Next"/>
-                <w:color w:val="1A1A1A"/>
-                <w:sz w:val="20"/>
-                <w:szCs w:val="20"/>
-              </w:rPr>
               <w:tab/>
             </w:r>
             <w:r>
               <w:rPr>
                 <w:rFonts w:ascii="Avenir Next" w:hAnsi="Avenir Next" w:cs="Avenir Next" w:eastAsia="Avenir Next"/>
                 <w:color w:val="1A1A1A"/>
-                <w:sz w:val="20"/>
+                <w:sz w:val="22"/>
                 <w:szCs w:val="20"/>
               </w:rPr>
               <w:t xml:space="preserve">What did the parentheses change?</w:t>
@@ -3021,11 +3025,12 @@
     </w:tbl>
     <w:p>
       <w:pPr>
-        <w:spacing w:before="0" w:after="0" w:line="20" w:lineRule="exact"/>
+        <w:spacing w:before="0" w:after="0" w:line="50" w:lineRule="exact"/>
       </w:pPr>
     </w:p>
     <w:p>
       <w:pPr>
+        <w:pStyle w:val="Heading2"/>
         <w:keepNext/>
         <w:pBdr>
           <w:bottom w:val="single" w:sz="8" w:space="3" w:color="003A70"/>
@@ -3041,7 +3046,7 @@
           <w:b/>
           <w:color w:val="003A70"/>
           <w:spacing w:val="14"/>
-          <w:sz w:val="19"/>
+          <w:sz w:val="22"/>
           <w:szCs w:val="19"/>
         </w:rPr>
         <w:t xml:space="preserve">FIND THE ERROR</w:t>
@@ -3060,7 +3065,7 @@
           <w:rFonts w:ascii="Avenir Next" w:hAnsi="Avenir Next" w:cs="Avenir Next" w:eastAsia="Avenir Next"/>
           <w:i/>
           <w:color w:val="5A5F66"/>
-          <w:sz w:val="17"/>
+          <w:sz w:val="22"/>
           <w:szCs w:val="17"/>
         </w:rPr>
         <w:t xml:space="preserve">explain the mistake, then fix it</w:t>
@@ -3068,7 +3073,7 @@
     </w:p>
     <w:p>
       <w:pPr>
-        <w:spacing w:before="0" w:after="0" w:line="20" w:lineRule="exact"/>
+        <w:spacing w:before="0" w:after="0" w:line="50" w:lineRule="exact"/>
       </w:pPr>
     </w:p>
     <w:tbl>
@@ -3118,18 +3123,18 @@
                 <w:rFonts w:ascii="Avenir Next" w:hAnsi="Avenir Next" w:cs="Avenir Next" w:eastAsia="Avenir Next"/>
                 <w:b/>
                 <w:color w:val="1A1A1A"/>
+                <w:sz w:val="22"/>
+                <w:szCs w:val="20"/>
+              </w:rPr>
+              <w:t xml:space="preserve">9.</w:t>
+            </w:r>
+            <w:r>
+              <w:rPr>
+                <w:rFonts w:ascii="Avenir Next" w:hAnsi="Avenir Next" w:cs="Avenir Next" w:eastAsia="Avenir Next"/>
+                <w:color w:val="1A1A1A"/>
                 <w:sz w:val="20"/>
                 <w:szCs w:val="20"/>
               </w:rPr>
-              <w:t xml:space="preserve">9.</w:t>
-            </w:r>
-            <w:r>
-              <w:rPr>
-                <w:rFonts w:ascii="Avenir Next" w:hAnsi="Avenir Next" w:cs="Avenir Next" w:eastAsia="Avenir Next"/>
-                <w:color w:val="1A1A1A"/>
-                <w:sz w:val="20"/>
-                <w:szCs w:val="20"/>
-              </w:rPr>
               <w:tab/>
             </w:r>
             <w:r>
@@ -3137,7 +3142,7 @@
                 <w:rFonts w:ascii="Avenir Next" w:hAnsi="Avenir Next" w:cs="Avenir Next" w:eastAsia="Avenir Next"/>
                 <w:b/>
                 <w:color w:val="1A1A1A"/>
-                <w:sz w:val="20"/>
+                <w:sz w:val="22"/>
                 <w:szCs w:val="20"/>
               </w:rPr>
               <w:t xml:space="preserve">Javier’s Work.  </w:t>
@@ -3146,7 +3151,7 @@
               <w:rPr>
                 <w:rFonts w:ascii="Avenir Next" w:hAnsi="Avenir Next" w:cs="Avenir Next" w:eastAsia="Avenir Next"/>
                 <w:color w:val="1A1A1A"/>
-                <w:sz w:val="20"/>
+                <w:sz w:val="22"/>
                 <w:szCs w:val="20"/>
               </w:rPr>
               <w:t xml:space="preserve">Javier evaluated 9 + 3 × 4</w:t>
@@ -3155,7 +3160,7 @@
               <w:rPr>
                 <w:rFonts w:ascii="Avenir Next" w:hAnsi="Avenir Next" w:cs="Avenir Next" w:eastAsia="Avenir Next"/>
                 <w:color w:val="1A1A1A"/>
-                <w:sz w:val="20"/>
+                <w:sz w:val="22"/>
                 <w:szCs w:val="20"/>
                 <w:vertAlign w:val="superscript"/>
               </w:rPr>
@@ -3165,7 +3170,7 @@
               <w:rPr>
                 <w:rFonts w:ascii="Avenir Next" w:hAnsi="Avenir Next" w:cs="Avenir Next" w:eastAsia="Avenir Next"/>
                 <w:color w:val="1A1A1A"/>
-                <w:sz w:val="20"/>
+                <w:sz w:val="22"/>
                 <w:szCs w:val="20"/>
               </w:rPr>
               <w:t xml:space="preserve">. He multiplied 3 × 4 first, then squared that result, and got 153. Explain his mistake. Then find the correct value.</w:t>
@@ -3211,7 +3216,7 @@
                 </w:tcPr>
                 <w:p>
                   <w:pPr>
-                    <w:spacing w:before="0" w:after="0" w:line="240" w:lineRule="auto"/>
+                    <w:spacing w:before="0" w:after="0" w:line="50" w:lineRule="exact"/>
                   </w:pPr>
                 </w:p>
               </w:tc>
@@ -3231,7 +3236,7 @@
                 </w:tcPr>
                 <w:p>
                   <w:pPr>
-                    <w:spacing w:before="0" w:after="0" w:line="240" w:lineRule="auto"/>
+                    <w:spacing w:before="0" w:after="0" w:line="50" w:lineRule="exact"/>
                   </w:pPr>
                 </w:p>
               </w:tc>
@@ -3251,7 +3256,7 @@
                 </w:tcPr>
                 <w:p>
                   <w:pPr>
-                    <w:spacing w:before="0" w:after="0" w:line="240" w:lineRule="auto"/>
+                    <w:spacing w:before="0" w:after="0" w:line="50" w:lineRule="exact"/>
                   </w:pPr>
                 </w:p>
               </w:tc>
@@ -3259,7 +3264,7 @@
           </w:tbl>
           <w:p>
             <w:pPr>
-              <w:spacing w:before="0" w:after="0" w:line="24" w:lineRule="auto"/>
+              <w:spacing w:before="0" w:after="0" w:line="50" w:lineRule="exact"/>
             </w:pPr>
           </w:p>
         </w:tc>
@@ -3267,11 +3272,12 @@
     </w:tbl>
     <w:p>
       <w:pPr>
-        <w:spacing w:before="0" w:after="0" w:line="20" w:lineRule="exact"/>
+        <w:spacing w:before="0" w:after="0" w:line="50" w:lineRule="exact"/>
       </w:pPr>
     </w:p>
     <w:p>
       <w:pPr>
+        <w:pStyle w:val="Heading2"/>
         <w:keepNext/>
         <w:pBdr>
           <w:bottom w:val="single" w:sz="8" w:space="3" w:color="003A70"/>
@@ -3287,7 +3293,7 @@
           <w:b/>
           <w:color w:val="003A70"/>
           <w:spacing w:val="14"/>
-          <w:sz w:val="19"/>
+          <w:sz w:val="22"/>
           <w:szCs w:val="19"/>
         </w:rPr>
         <w:t xml:space="preserve">TEST PRACTICE</w:t>
@@ -3306,7 +3312,7 @@
           <w:rFonts w:ascii="Avenir Next" w:hAnsi="Avenir Next" w:cs="Avenir Next" w:eastAsia="Avenir Next"/>
           <w:i/>
           <w:color w:val="5A5F66"/>
-          <w:sz w:val="17"/>
+          <w:sz w:val="22"/>
           <w:szCs w:val="17"/>
         </w:rPr>
         <w:t xml:space="preserve">choose the best answer</w:t>
@@ -3314,7 +3320,7 @@
     </w:p>
     <w:p>
       <w:pPr>
-        <w:spacing w:before="0" w:after="0" w:line="20" w:lineRule="exact"/>
+        <w:spacing w:before="0" w:after="0" w:line="50" w:lineRule="exact"/>
       </w:pPr>
     </w:p>
     <w:tbl>
@@ -3364,25 +3370,25 @@
                 <w:rFonts w:ascii="Avenir Next" w:hAnsi="Avenir Next" w:cs="Avenir Next" w:eastAsia="Avenir Next"/>
                 <w:b/>
                 <w:color w:val="1A1A1A"/>
+                <w:sz w:val="22"/>
+                <w:szCs w:val="20"/>
+              </w:rPr>
+              <w:t xml:space="preserve">10.</w:t>
+            </w:r>
+            <w:r>
+              <w:rPr>
+                <w:rFonts w:ascii="Avenir Next" w:hAnsi="Avenir Next" w:cs="Avenir Next" w:eastAsia="Avenir Next"/>
+                <w:color w:val="1A1A1A"/>
                 <w:sz w:val="20"/>
                 <w:szCs w:val="20"/>
               </w:rPr>
-              <w:t xml:space="preserve">10.</w:t>
-            </w:r>
-            <w:r>
-              <w:rPr>
-                <w:rFonts w:ascii="Avenir Next" w:hAnsi="Avenir Next" w:cs="Avenir Next" w:eastAsia="Avenir Next"/>
-                <w:color w:val="1A1A1A"/>
-                <w:sz w:val="20"/>
-                <w:szCs w:val="20"/>
-              </w:rPr>
               <w:tab/>
             </w:r>
             <w:r>
               <w:rPr>
                 <w:rFonts w:ascii="Avenir Next" w:hAnsi="Avenir Next" w:cs="Avenir Next" w:eastAsia="Avenir Next"/>
                 <w:color w:val="1A1A1A"/>
-                <w:sz w:val="20"/>
+                <w:sz w:val="22"/>
                 <w:szCs w:val="20"/>
               </w:rPr>
               <w:t xml:space="preserve">Find 2 + 3 × 4.</w:t>
@@ -3438,7 +3444,7 @@
                       <w:rFonts w:ascii="Avenir Next" w:hAnsi="Avenir Next" w:cs="Avenir Next" w:eastAsia="Avenir Next"/>
                       <w:b/>
                       <w:color w:val="003A70"/>
-                      <w:sz w:val="19"/>
+                      <w:sz w:val="22"/>
                       <w:szCs w:val="19"/>
                     </w:rPr>
                     <w:t xml:space="preserve">A</w:t>
@@ -3456,7 +3462,7 @@
                     <w:rPr>
                       <w:rFonts w:ascii="Avenir Next" w:hAnsi="Avenir Next" w:cs="Avenir Next" w:eastAsia="Avenir Next"/>
                       <w:color w:val="1A1A1A"/>
-                      <w:sz w:val="19"/>
+                      <w:sz w:val="22"/>
                       <w:szCs w:val="19"/>
                     </w:rPr>
                     <w:t xml:space="preserve">20</w:t>
@@ -3481,7 +3487,7 @@
                       <w:rFonts w:ascii="Avenir Next" w:hAnsi="Avenir Next" w:cs="Avenir Next" w:eastAsia="Avenir Next"/>
                       <w:b/>
                       <w:color w:val="003A70"/>
-                      <w:sz w:val="19"/>
+                      <w:sz w:val="22"/>
                       <w:szCs w:val="19"/>
                     </w:rPr>
                     <w:t xml:space="preserve">B</w:t>
@@ -3499,7 +3505,7 @@
                     <w:rPr>
                       <w:rFonts w:ascii="Avenir Next" w:hAnsi="Avenir Next" w:cs="Avenir Next" w:eastAsia="Avenir Next"/>
                       <w:color w:val="1A1A1A"/>
-                      <w:sz w:val="19"/>
+                      <w:sz w:val="22"/>
                       <w:szCs w:val="19"/>
                     </w:rPr>
                     <w:t xml:space="preserve">14</w:t>
@@ -3524,7 +3530,7 @@
                       <w:rFonts w:ascii="Avenir Next" w:hAnsi="Avenir Next" w:cs="Avenir Next" w:eastAsia="Avenir Next"/>
                       <w:b/>
                       <w:color w:val="003A70"/>
-                      <w:sz w:val="19"/>
+                      <w:sz w:val="22"/>
                       <w:szCs w:val="19"/>
                     </w:rPr>
                     <w:t xml:space="preserve">C</w:t>
@@ -3542,7 +3548,7 @@
                     <w:rPr>
                       <w:rFonts w:ascii="Avenir Next" w:hAnsi="Avenir Next" w:cs="Avenir Next" w:eastAsia="Avenir Next"/>
                       <w:color w:val="1A1A1A"/>
-                      <w:sz w:val="19"/>
+                      <w:sz w:val="22"/>
                       <w:szCs w:val="19"/>
                     </w:rPr>
                     <w:t xml:space="preserve">24</w:t>
@@ -3567,7 +3573,7 @@
                       <w:rFonts w:ascii="Avenir Next" w:hAnsi="Avenir Next" w:cs="Avenir Next" w:eastAsia="Avenir Next"/>
                       <w:b/>
                       <w:color w:val="003A70"/>
-                      <w:sz w:val="19"/>
+                      <w:sz w:val="22"/>
                       <w:szCs w:val="19"/>
                     </w:rPr>
                     <w:t xml:space="preserve">D</w:t>
@@ -3585,7 +3591,7 @@
                     <w:rPr>
                       <w:rFonts w:ascii="Avenir Next" w:hAnsi="Avenir Next" w:cs="Avenir Next" w:eastAsia="Avenir Next"/>
                       <w:color w:val="1A1A1A"/>
-                      <w:sz w:val="19"/>
+                      <w:sz w:val="22"/>
                       <w:szCs w:val="19"/>
                     </w:rPr>
                     <w:t xml:space="preserve">9</w:t>
@@ -3596,7 +3602,7 @@
           </w:tbl>
           <w:p>
             <w:pPr>
-              <w:spacing w:before="0" w:after="0" w:line="24" w:lineRule="auto"/>
+              <w:spacing w:before="0" w:after="0" w:line="50" w:lineRule="exact"/>
             </w:pPr>
           </w:p>
         </w:tc>
@@ -3604,12 +3610,12 @@
     </w:tbl>
     <w:p>
       <w:pPr>
-        <w:spacing w:before="0" w:after="0" w:line="20" w:lineRule="exact"/>
+        <w:spacing w:before="0" w:after="0" w:line="50" w:lineRule="exact"/>
       </w:pPr>
     </w:p>
     <w:p>
       <w:pPr>
-        <w:spacing w:before="0" w:after="0" w:line="20" w:lineRule="exact"/>
+        <w:spacing w:before="0" w:after="0" w:line="50" w:lineRule="exact"/>
       </w:pPr>
     </w:p>
     <w:tbl>
@@ -3659,25 +3665,25 @@
                 <w:rFonts w:ascii="Avenir Next" w:hAnsi="Avenir Next" w:cs="Avenir Next" w:eastAsia="Avenir Next"/>
                 <w:b/>
                 <w:color w:val="1A1A1A"/>
+                <w:sz w:val="22"/>
+                <w:szCs w:val="20"/>
+              </w:rPr>
+              <w:t xml:space="preserve">11.</w:t>
+            </w:r>
+            <w:r>
+              <w:rPr>
+                <w:rFonts w:ascii="Avenir Next" w:hAnsi="Avenir Next" w:cs="Avenir Next" w:eastAsia="Avenir Next"/>
+                <w:color w:val="1A1A1A"/>
                 <w:sz w:val="20"/>
                 <w:szCs w:val="20"/>
               </w:rPr>
-              <w:t xml:space="preserve">11.</w:t>
-            </w:r>
-            <w:r>
-              <w:rPr>
-                <w:rFonts w:ascii="Avenir Next" w:hAnsi="Avenir Next" w:cs="Avenir Next" w:eastAsia="Avenir Next"/>
-                <w:color w:val="1A1A1A"/>
-                <w:sz w:val="20"/>
-                <w:szCs w:val="20"/>
-              </w:rPr>
               <w:tab/>
             </w:r>
             <w:r>
               <w:rPr>
                 <w:rFonts w:ascii="Avenir Next" w:hAnsi="Avenir Next" w:cs="Avenir Next" w:eastAsia="Avenir Next"/>
                 <w:color w:val="1A1A1A"/>
-                <w:sz w:val="20"/>
+                <w:sz w:val="22"/>
                 <w:szCs w:val="20"/>
               </w:rPr>
               <w:t xml:space="preserve">Find 10 − 2</w:t>
@@ -3686,7 +3692,7 @@
               <w:rPr>
                 <w:rFonts w:ascii="Avenir Next" w:hAnsi="Avenir Next" w:cs="Avenir Next" w:eastAsia="Avenir Next"/>
                 <w:color w:val="1A1A1A"/>
-                <w:sz w:val="20"/>
+                <w:sz w:val="22"/>
                 <w:szCs w:val="20"/>
                 <w:vertAlign w:val="superscript"/>
               </w:rPr>
@@ -3696,7 +3702,7 @@
               <w:rPr>
                 <w:rFonts w:ascii="Avenir Next" w:hAnsi="Avenir Next" w:cs="Avenir Next" w:eastAsia="Avenir Next"/>
                 <w:color w:val="1A1A1A"/>
-                <w:sz w:val="20"/>
+                <w:sz w:val="22"/>
                 <w:szCs w:val="20"/>
               </w:rPr>
               <w:t xml:space="preserve">.</w:t>
@@ -3752,7 +3758,7 @@
                       <w:rFonts w:ascii="Avenir Next" w:hAnsi="Avenir Next" w:cs="Avenir Next" w:eastAsia="Avenir Next"/>
                       <w:b/>
                       <w:color w:val="003A70"/>
-                      <w:sz w:val="19"/>
+                      <w:sz w:val="22"/>
                       <w:szCs w:val="19"/>
                     </w:rPr>
                     <w:t xml:space="preserve">A</w:t>
@@ -3770,7 +3776,7 @@
                     <w:rPr>
                       <w:rFonts w:ascii="Avenir Next" w:hAnsi="Avenir Next" w:cs="Avenir Next" w:eastAsia="Avenir Next"/>
                       <w:color w:val="1A1A1A"/>
-                      <w:sz w:val="19"/>
+                      <w:sz w:val="22"/>
                       <w:szCs w:val="19"/>
                     </w:rPr>
                     <w:t xml:space="preserve">4</w:t>
@@ -3795,7 +3801,7 @@
                       <w:rFonts w:ascii="Avenir Next" w:hAnsi="Avenir Next" w:cs="Avenir Next" w:eastAsia="Avenir Next"/>
                       <w:b/>
                       <w:color w:val="003A70"/>
-                      <w:sz w:val="19"/>
+                      <w:sz w:val="22"/>
                       <w:szCs w:val="19"/>
                     </w:rPr>
                     <w:t xml:space="preserve">B</w:t>
@@ -3813,7 +3819,7 @@
                     <w:rPr>
                       <w:rFonts w:ascii="Avenir Next" w:hAnsi="Avenir Next" w:cs="Avenir Next" w:eastAsia="Avenir Next"/>
                       <w:color w:val="1A1A1A"/>
-                      <w:sz w:val="19"/>
+                      <w:sz w:val="22"/>
                       <w:szCs w:val="19"/>
                     </w:rPr>
                     <w:t xml:space="preserve">2</w:t>
@@ -3838,7 +3844,7 @@
                       <w:rFonts w:ascii="Avenir Next" w:hAnsi="Avenir Next" w:cs="Avenir Next" w:eastAsia="Avenir Next"/>
                       <w:b/>
                       <w:color w:val="003A70"/>
-                      <w:sz w:val="19"/>
+                      <w:sz w:val="22"/>
                       <w:szCs w:val="19"/>
                     </w:rPr>
                     <w:t xml:space="preserve">C</w:t>
@@ -3856,7 +3862,7 @@
                     <w:rPr>
                       <w:rFonts w:ascii="Avenir Next" w:hAnsi="Avenir Next" w:cs="Avenir Next" w:eastAsia="Avenir Next"/>
                       <w:color w:val="1A1A1A"/>
-                      <w:sz w:val="19"/>
+                      <w:sz w:val="22"/>
                       <w:szCs w:val="19"/>
                     </w:rPr>
                     <w:t xml:space="preserve">512</w:t>
@@ -3881,7 +3887,7 @@
                       <w:rFonts w:ascii="Avenir Next" w:hAnsi="Avenir Next" w:cs="Avenir Next" w:eastAsia="Avenir Next"/>
                       <w:b/>
                       <w:color w:val="003A70"/>
-                      <w:sz w:val="19"/>
+                      <w:sz w:val="22"/>
                       <w:szCs w:val="19"/>
                     </w:rPr>
                     <w:t xml:space="preserve">D</w:t>
@@ -3899,7 +3905,7 @@
                     <w:rPr>
                       <w:rFonts w:ascii="Avenir Next" w:hAnsi="Avenir Next" w:cs="Avenir Next" w:eastAsia="Avenir Next"/>
                       <w:color w:val="1A1A1A"/>
-                      <w:sz w:val="19"/>
+                      <w:sz w:val="22"/>
                       <w:szCs w:val="19"/>
                     </w:rPr>
                     <w:t xml:space="preserve">64</w:t>
@@ -3910,7 +3916,7 @@
           </w:tbl>
           <w:p>
             <w:pPr>
-              <w:spacing w:before="0" w:after="0" w:line="24" w:lineRule="auto"/>
+              <w:spacing w:before="0" w:after="0" w:line="50" w:lineRule="exact"/>
             </w:pPr>
           </w:p>
         </w:tc>
@@ -3918,11 +3924,12 @@
     </w:tbl>
     <w:p>
       <w:pPr>
-        <w:spacing w:before="0" w:after="0" w:line="20" w:lineRule="exact"/>
+        <w:spacing w:before="0" w:after="0" w:line="50" w:lineRule="exact"/>
       </w:pPr>
     </w:p>
     <w:p>
       <w:pPr>
+        <w:pStyle w:val="Heading2"/>
         <w:keepNext/>
         <w:pBdr>
           <w:bottom w:val="single" w:sz="8" w:space="3" w:color="003A70"/>
@@ -3938,7 +3945,7 @@
           <w:b/>
           <w:color w:val="003A70"/>
           <w:spacing w:val="14"/>
-          <w:sz w:val="19"/>
+          <w:sz w:val="22"/>
           <w:szCs w:val="19"/>
         </w:rPr>
         <w:t xml:space="preserve">SELF-CHECK CODE</w:t>
@@ -3957,7 +3964,7 @@
           <w:rFonts w:ascii="Avenir Next" w:hAnsi="Avenir Next" w:cs="Avenir Next" w:eastAsia="Avenir Next"/>
           <w:i/>
           <w:color w:val="5A5F66"/>
-          <w:sz w:val="17"/>
+          <w:sz w:val="22"/>
           <w:szCs w:val="17"/>
         </w:rPr>
         <w:t xml:space="preserve">find your answer · copy its letter into that problem’s box · spell a math word</w:t>
@@ -4016,7 +4023,7 @@
                 <w:rFonts w:ascii="Avenir Next" w:hAnsi="Avenir Next" w:cs="Avenir Next" w:eastAsia="Avenir Next"/>
                 <w:b/>
                 <w:color w:val="1A1A1A"/>
-                <w:sz w:val="18"/>
+                <w:sz w:val="22"/>
                 <w:szCs w:val="18"/>
               </w:rPr>
               <w:t xml:space="preserve">153</w:t>
@@ -4032,7 +4039,7 @@
                 <w:rFonts w:ascii="Avenir Next" w:hAnsi="Avenir Next" w:cs="Avenir Next" w:eastAsia="Avenir Next"/>
                 <w:b/>
                 <w:color w:val="003A70"/>
-                <w:sz w:val="18"/>
+                <w:sz w:val="22"/>
                 <w:szCs w:val="18"/>
               </w:rPr>
               <w:t xml:space="preserve">J</w:t>
@@ -4055,7 +4062,7 @@
                 <w:rFonts w:ascii="Avenir Next" w:hAnsi="Avenir Next" w:cs="Avenir Next" w:eastAsia="Avenir Next"/>
                 <w:b/>
                 <w:color w:val="1A1A1A"/>
-                <w:sz w:val="18"/>
+                <w:sz w:val="22"/>
                 <w:szCs w:val="18"/>
               </w:rPr>
               <w:t xml:space="preserve">43</w:t>
@@ -4071,7 +4078,7 @@
                 <w:rFonts w:ascii="Avenir Next" w:hAnsi="Avenir Next" w:cs="Avenir Next" w:eastAsia="Avenir Next"/>
                 <w:b/>
                 <w:color w:val="003A70"/>
-                <w:sz w:val="18"/>
+                <w:sz w:val="22"/>
                 <w:szCs w:val="18"/>
               </w:rPr>
               <w:t xml:space="preserve">O</w:t>
@@ -4094,7 +4101,7 @@
                 <w:rFonts w:ascii="Avenir Next" w:hAnsi="Avenir Next" w:cs="Avenir Next" w:eastAsia="Avenir Next"/>
                 <w:b/>
                 <w:color w:val="1A1A1A"/>
-                <w:sz w:val="18"/>
+                <w:sz w:val="22"/>
                 <w:szCs w:val="18"/>
               </w:rPr>
               <w:t xml:space="preserve">19</w:t>
@@ -4110,7 +4117,7 @@
                 <w:rFonts w:ascii="Avenir Next" w:hAnsi="Avenir Next" w:cs="Avenir Next" w:eastAsia="Avenir Next"/>
                 <w:b/>
                 <w:color w:val="003A70"/>
-                <w:sz w:val="18"/>
+                <w:sz w:val="22"/>
                 <w:szCs w:val="18"/>
               </w:rPr>
               <w:t xml:space="preserve">R</w:t>
@@ -4133,7 +4140,7 @@
                 <w:rFonts w:ascii="Avenir Next" w:hAnsi="Avenir Next" w:cs="Avenir Next" w:eastAsia="Avenir Next"/>
                 <w:b/>
                 <w:color w:val="1A1A1A"/>
-                <w:sz w:val="18"/>
+                <w:sz w:val="22"/>
                 <w:szCs w:val="18"/>
               </w:rPr>
               <w:t xml:space="preserve">54</w:t>
@@ -4149,7 +4156,7 @@
                 <w:rFonts w:ascii="Avenir Next" w:hAnsi="Avenir Next" w:cs="Avenir Next" w:eastAsia="Avenir Next"/>
                 <w:b/>
                 <w:color w:val="003A70"/>
-                <w:sz w:val="18"/>
+                <w:sz w:val="22"/>
                 <w:szCs w:val="18"/>
               </w:rPr>
               <w:t xml:space="preserve">D</w:t>
@@ -4172,7 +4179,7 @@
                 <w:rFonts w:ascii="Avenir Next" w:hAnsi="Avenir Next" w:cs="Avenir Next" w:eastAsia="Avenir Next"/>
                 <w:b/>
                 <w:color w:val="1A1A1A"/>
-                <w:sz w:val="18"/>
+                <w:sz w:val="22"/>
                 <w:szCs w:val="18"/>
               </w:rPr>
               <w:t xml:space="preserve">53</w:t>
@@ -4188,7 +4195,7 @@
                 <w:rFonts w:ascii="Avenir Next" w:hAnsi="Avenir Next" w:cs="Avenir Next" w:eastAsia="Avenir Next"/>
                 <w:b/>
                 <w:color w:val="003A70"/>
-                <w:sz w:val="18"/>
+                <w:sz w:val="22"/>
                 <w:szCs w:val="18"/>
               </w:rPr>
               <w:t xml:space="preserve">E</w:t>
@@ -4211,7 +4218,7 @@
                 <w:rFonts w:ascii="Avenir Next" w:hAnsi="Avenir Next" w:cs="Avenir Next" w:eastAsia="Avenir Next"/>
                 <w:b/>
                 <w:color w:val="1A1A1A"/>
-                <w:sz w:val="18"/>
+                <w:sz w:val="22"/>
                 <w:szCs w:val="18"/>
               </w:rPr>
               <w:t xml:space="preserve">125</w:t>
@@ -4227,7 +4234,7 @@
                 <w:rFonts w:ascii="Avenir Next" w:hAnsi="Avenir Next" w:cs="Avenir Next" w:eastAsia="Avenir Next"/>
                 <w:b/>
                 <w:color w:val="003A70"/>
-                <w:sz w:val="18"/>
+                <w:sz w:val="22"/>
                 <w:szCs w:val="18"/>
               </w:rPr>
               <w:t xml:space="preserve">Z</w:t>
@@ -4250,7 +4257,7 @@
                 <w:rFonts w:ascii="Avenir Next" w:hAnsi="Avenir Next" w:cs="Avenir Next" w:eastAsia="Avenir Next"/>
                 <w:b/>
                 <w:color w:val="1A1A1A"/>
-                <w:sz w:val="18"/>
+                <w:sz w:val="22"/>
                 <w:szCs w:val="18"/>
               </w:rPr>
               <w:t xml:space="preserve">220</w:t>
@@ -4266,7 +4273,7 @@
                 <w:rFonts w:ascii="Avenir Next" w:hAnsi="Avenir Next" w:cs="Avenir Next" w:eastAsia="Avenir Next"/>
                 <w:b/>
                 <w:color w:val="003A70"/>
-                <w:sz w:val="18"/>
+                <w:sz w:val="22"/>
                 <w:szCs w:val="18"/>
               </w:rPr>
               <w:t xml:space="preserve">X</w:t>
@@ -4289,7 +4296,7 @@
                 <w:rFonts w:ascii="Avenir Next" w:hAnsi="Avenir Next" w:cs="Avenir Next" w:eastAsia="Avenir Next"/>
                 <w:b/>
                 <w:color w:val="1A1A1A"/>
-                <w:sz w:val="18"/>
+                <w:sz w:val="22"/>
                 <w:szCs w:val="18"/>
               </w:rPr>
               <w:t xml:space="preserve">58</w:t>
@@ -4305,7 +4312,7 @@
                 <w:rFonts w:ascii="Avenir Next" w:hAnsi="Avenir Next" w:cs="Avenir Next" w:eastAsia="Avenir Next"/>
                 <w:b/>
                 <w:color w:val="003A70"/>
-                <w:sz w:val="18"/>
+                <w:sz w:val="22"/>
                 <w:szCs w:val="18"/>
               </w:rPr>
               <w:t xml:space="preserve">R</w:t>
@@ -4328,7 +4335,7 @@
                 <w:rFonts w:ascii="Avenir Next" w:hAnsi="Avenir Next" w:cs="Avenir Next" w:eastAsia="Avenir Next"/>
                 <w:b/>
                 <w:color w:val="1A1A1A"/>
-                <w:sz w:val="18"/>
+                <w:sz w:val="22"/>
                 <w:szCs w:val="18"/>
               </w:rPr>
               <w:t xml:space="preserve">148</w:t>
@@ -4344,7 +4351,7 @@
                 <w:rFonts w:ascii="Avenir Next" w:hAnsi="Avenir Next" w:cs="Avenir Next" w:eastAsia="Avenir Next"/>
                 <w:b/>
                 <w:color w:val="003A70"/>
-                <w:sz w:val="18"/>
+                <w:sz w:val="22"/>
                 <w:szCs w:val="18"/>
               </w:rPr>
               <w:t xml:space="preserve">Q</w:t>
@@ -4367,7 +4374,7 @@
                 <w:rFonts w:ascii="Avenir Next" w:hAnsi="Avenir Next" w:cs="Avenir Next" w:eastAsia="Avenir Next"/>
                 <w:b/>
                 <w:color w:val="1A1A1A"/>
-                <w:sz w:val="18"/>
+                <w:sz w:val="22"/>
                 <w:szCs w:val="18"/>
               </w:rPr>
               <w:t xml:space="preserve">26</w:t>
@@ -4383,7 +4390,7 @@
                 <w:rFonts w:ascii="Avenir Next" w:hAnsi="Avenir Next" w:cs="Avenir Next" w:eastAsia="Avenir Next"/>
                 <w:b/>
                 <w:color w:val="003A70"/>
-                <w:sz w:val="18"/>
+                <w:sz w:val="22"/>
                 <w:szCs w:val="18"/>
               </w:rPr>
               <w:t xml:space="preserve">S</w:t>
@@ -4394,7 +4401,7 @@
     </w:tbl>
     <w:p>
       <w:pPr>
-        <w:spacing w:before="0" w:after="0" w:line="60" w:lineRule="auto"/>
+        <w:spacing w:before="0" w:after="0" w:line="50" w:lineRule="exact"/>
       </w:pPr>
     </w:p>
     <w:tbl>
@@ -4561,7 +4568,7 @@
     </w:tbl>
     <w:p>
       <w:pPr>
-        <w:spacing w:before="0" w:after="0" w:line="40" w:lineRule="auto"/>
+        <w:spacing w:before="0" w:after="0" w:line="50" w:lineRule="exact"/>
       </w:pPr>
     </w:p>
     <w:tbl>
@@ -4603,6 +4610,7 @@
           </w:tcPr>
           <w:p>
             <w:pPr>
+              <w:pStyle w:val="Heading2"/>
               <w:spacing w:before="0" w:after="0" w:line="240" w:lineRule="auto"/>
             </w:pPr>
             <w:r>
@@ -4640,7 +4648,7 @@
               <w:rPr>
                 <w:rFonts w:ascii="Avenir Next" w:hAnsi="Avenir Next" w:cs="Avenir Next" w:eastAsia="Avenir Next"/>
                 <w:color w:val="1A1A1A"/>
-                <w:sz w:val="17"/>
+                <w:sz w:val="22"/>
                 <w:szCs w:val="17"/>
               </w:rPr>
               <w:t xml:space="preserve">  I can do this on my own</w:t>
@@ -4669,7 +4677,7 @@
               <w:rPr>
                 <w:rFonts w:ascii="Avenir Next" w:hAnsi="Avenir Next" w:cs="Avenir Next" w:eastAsia="Avenir Next"/>
                 <w:color w:val="1A1A1A"/>
-                <w:sz w:val="17"/>
+                <w:sz w:val="22"/>
                 <w:szCs w:val="17"/>
               </w:rPr>
               <w:t xml:space="preserve">  I need a little help</w:t>
@@ -4698,7 +4706,7 @@
               <w:rPr>
                 <w:rFonts w:ascii="Avenir Next" w:hAnsi="Avenir Next" w:cs="Avenir Next" w:eastAsia="Avenir Next"/>
                 <w:color w:val="1A1A1A"/>
-                <w:sz w:val="17"/>
+                <w:sz w:val="22"/>
                 <w:szCs w:val="17"/>
               </w:rPr>
               <w:t xml:space="preserve">  I have a question about #</w:t>
@@ -4719,7 +4727,7 @@
     </w:tbl>
     <w:p>
       <w:pPr>
-        <w:spacing w:before="0" w:after="0" w:line="20" w:lineRule="exact"/>
+        <w:spacing w:before="0" w:after="0" w:line="50" w:lineRule="exact"/>
       </w:pPr>
     </w:p>
     <w:sectPr>
@@ -4805,7 +4813,106 @@
               <w:sz w:val="15"/>
               <w:szCs w:val="15"/>
             </w:rPr>
-            <w:t xml:space="preserve">Lesson 6-4  ·  Session 2  ·  Practice Form B</w:t>
+            <w:t xml:space="preserve">6-4 · Page </w:t>
+          </w:r>
+          <w:r>
+            <w:rPr>
+              <w:rFonts w:ascii="Avenir Next" w:hAnsi="Avenir Next" w:cs="Avenir Next" w:eastAsia="Avenir Next"/>
+              <w:color w:val="5A5F66"/>
+              <w:sz w:val="15"/>
+              <w:szCs w:val="15"/>
+            </w:rPr>
+            <w:fldChar w:fldCharType="begin"/>
+          </w:r>
+          <w:r>
+            <w:rPr>
+              <w:rFonts w:ascii="Avenir Next" w:hAnsi="Avenir Next" w:cs="Avenir Next" w:eastAsia="Avenir Next"/>
+              <w:color w:val="5A5F66"/>
+              <w:sz w:val="15"/>
+              <w:szCs w:val="15"/>
+            </w:rPr>
+            <w:instrText xml:space="preserve"> PAGE </w:instrText>
+          </w:r>
+          <w:r>
+            <w:rPr>
+              <w:rFonts w:ascii="Avenir Next" w:hAnsi="Avenir Next" w:cs="Avenir Next" w:eastAsia="Avenir Next"/>
+              <w:color w:val="5A5F66"/>
+              <w:sz w:val="15"/>
+              <w:szCs w:val="15"/>
+            </w:rPr>
+            <w:fldChar w:fldCharType="separate"/>
+          </w:r>
+          <w:r>
+            <w:rPr>
+              <w:rFonts w:ascii="Avenir Next" w:hAnsi="Avenir Next" w:cs="Avenir Next" w:eastAsia="Avenir Next"/>
+              <w:color w:val="5A5F66"/>
+              <w:sz w:val="15"/>
+              <w:szCs w:val="15"/>
+            </w:rPr>
+            <w:t xml:space="preserve">1</w:t>
+          </w:r>
+          <w:r>
+            <w:rPr>
+              <w:rFonts w:ascii="Avenir Next" w:hAnsi="Avenir Next" w:cs="Avenir Next" w:eastAsia="Avenir Next"/>
+              <w:color w:val="5A5F66"/>
+              <w:sz w:val="15"/>
+              <w:szCs w:val="15"/>
+            </w:rPr>
+            <w:fldChar w:fldCharType="end"/>
+          </w:r>
+          <w:r>
+            <w:rPr>
+              <w:rFonts w:ascii="Avenir Next" w:hAnsi="Avenir Next" w:cs="Avenir Next" w:eastAsia="Avenir Next"/>
+              <w:color w:val="5A5F66"/>
+              <w:sz w:val="15"/>
+              <w:szCs w:val="15"/>
+            </w:rPr>
+            <w:t xml:space="preserve"> of </w:t>
+          </w:r>
+          <w:r>
+            <w:rPr>
+              <w:rFonts w:ascii="Avenir Next" w:hAnsi="Avenir Next" w:cs="Avenir Next" w:eastAsia="Avenir Next"/>
+              <w:color w:val="5A5F66"/>
+              <w:sz w:val="15"/>
+              <w:szCs w:val="15"/>
+            </w:rPr>
+            <w:fldChar w:fldCharType="begin"/>
+          </w:r>
+          <w:r>
+            <w:rPr>
+              <w:rFonts w:ascii="Avenir Next" w:hAnsi="Avenir Next" w:cs="Avenir Next" w:eastAsia="Avenir Next"/>
+              <w:color w:val="5A5F66"/>
+              <w:sz w:val="15"/>
+              <w:szCs w:val="15"/>
+            </w:rPr>
+            <w:instrText xml:space="preserve"> NUMPAGES </w:instrText>
+          </w:r>
+          <w:r>
+            <w:rPr>
+              <w:rFonts w:ascii="Avenir Next" w:hAnsi="Avenir Next" w:cs="Avenir Next" w:eastAsia="Avenir Next"/>
+              <w:color w:val="5A5F66"/>
+              <w:sz w:val="15"/>
+              <w:szCs w:val="15"/>
+            </w:rPr>
+            <w:fldChar w:fldCharType="separate"/>
+          </w:r>
+          <w:r>
+            <w:rPr>
+              <w:rFonts w:ascii="Avenir Next" w:hAnsi="Avenir Next" w:cs="Avenir Next" w:eastAsia="Avenir Next"/>
+              <w:color w:val="5A5F66"/>
+              <w:sz w:val="15"/>
+              <w:szCs w:val="15"/>
+            </w:rPr>
+            <w:t xml:space="preserve">1</w:t>
+          </w:r>
+          <w:r>
+            <w:rPr>
+              <w:rFonts w:ascii="Avenir Next" w:hAnsi="Avenir Next" w:cs="Avenir Next" w:eastAsia="Avenir Next"/>
+              <w:color w:val="5A5F66"/>
+              <w:sz w:val="15"/>
+              <w:szCs w:val="15"/>
+            </w:rPr>
+            <w:fldChar w:fldCharType="end"/>
           </w:r>
         </w:p>
       </w:tc>
@@ -4848,5 +4955,23 @@
       </w:tblCellMar>
     </w:tblPr>
   </w:style>
+  <w:style w:type="paragraph" w:styleId="Heading1">
+    <w:name w:val="heading 1"/>
+    <w:basedOn w:val="Normal"/>
+    <w:pPr>
+      <w:outlineLvl w:val="0"/>
+      <w:keepNext w:val="0"/>
+      <w:keepLines w:val="0"/>
+    </w:pPr>
+  </w:style>
+  <w:style w:type="paragraph" w:styleId="Heading2">
+    <w:name w:val="heading 2"/>
+    <w:basedOn w:val="Normal"/>
+    <w:pPr>
+      <w:outlineLvl w:val="1"/>
+      <w:keepNext w:val="0"/>
+      <w:keepLines w:val="0"/>
+    </w:pPr>
+  </w:style>
 </w:styles>
 </file>